--- a/klagomål/A 27290-2026 FSC-klagomål.docx
+++ b/klagomål/A 27290-2026 FSC-klagomål.docx
@@ -807,7 +807,7 @@
     <w:r>
       <w:tab/>
       <w:tab/>
-      <w:t>2026-06-16</w:t>
+      <w:t>2026-06-17</w:t>
       <w:br/>
       <w:br/>
     </w:r>

--- a/klagomål/A 27290-2026 FSC-klagomål.docx
+++ b/klagomål/A 27290-2026 FSC-klagomål.docx
@@ -1,6 +1,6 @@
 
 <file path=word/document.xml><?xml version="1.0" encoding="utf-8"?>
-<w:document xmlns:wpc="http://schemas.microsoft.com/office/word/2010/wordprocessingCanvas" xmlns:cx="http://schemas.microsoft.com/office/drawing/2014/chartex" xmlns:cx1="http://schemas.microsoft.com/office/drawing/2015/9/8/chartex" xmlns:cx2="http://schemas.microsoft.com/office/drawing/2015/10/21/chartex" xmlns:cx3="http://schemas.microsoft.com/office/drawing/2016/5/9/chartex" xmlns:cx4="http://schemas.microsoft.com/office/drawing/2016/5/10/chartex" xmlns:cx5="http://schemas.microsoft.com/office/drawing/2016/5/11/chartex" xmlns:cx6="http://schemas.microsoft.com/office/drawing/2016/5/12/chartex" xmlns:cx7="http://schemas.microsoft.com/office/drawing/2016/5/13/chartex" xmlns:cx8="http://schemas.microsoft.com/office/drawing/2016/5/14/chartex" xmlns:mc="http://schemas.openxmlformats.org/markup-compatibility/2006" xmlns:aink="http://schemas.microsoft.com/office/drawing/2016/ink" xmlns:am3d="http://schemas.microsoft.com/office/drawing/2017/model3d" xmlns:o="urn:schemas-microsoft-com:office:office" xmlns:oel="http://schemas.microsoft.com/office/2019/extlst" xmlns:r="http://schemas.openxmlformats.org/officeDocument/2006/relationships" xmlns:m="http://schemas.openxmlformats.org/officeDocument/2006/math" xmlns:v="urn:schemas-microsoft-com:vml" xmlns:wp14="http://schemas.microsoft.com/office/word/2010/wordprocessingDrawing" xmlns:wp="http://schemas.openxmlformats.org/drawingml/2006/wordprocessingDrawing" xmlns:w10="urn:schemas-microsoft-com:office:word" xmlns:w="http://schemas.openxmlformats.org/wordprocessingml/2006/main" xmlns:w14="http://schemas.microsoft.com/office/word/2010/wordml" xmlns:w15="http://schemas.microsoft.com/office/word/2012/wordml" xmlns:w16cex="http://schemas.microsoft.com/office/word/2018/wordml/cex" xmlns:w16cid="http://schemas.microsoft.com/office/word/2016/wordml/cid" xmlns:w16="http://schemas.microsoft.com/office/word/2018/wordml" xmlns:w16sdtdh="http://schemas.microsoft.com/office/word/2020/wordml/sdtdatahash" xmlns:w16se="http://schemas.microsoft.com/office/word/2015/wordml/symex" xmlns:wpg="http://schemas.microsoft.com/office/word/2010/wordprocessingGroup" xmlns:wpi="http://schemas.microsoft.com/office/word/2010/wordprocessingInk" xmlns:wne="http://schemas.microsoft.com/office/word/2006/wordml" xmlns:wps="http://schemas.microsoft.com/office/word/2010/wordprocessingShape" mc:Ignorable="w14 w15 w16se w16cid w16 w16cex w16sdtdh wp14">
+<w:document xmlns:wpc="http://schemas.microsoft.com/office/word/2010/wordprocessingCanvas" xmlns:cx="http://schemas.microsoft.com/office/drawing/2014/chartex" xmlns:cx1="http://schemas.microsoft.com/office/drawing/2015/9/8/chartex" xmlns:cx2="http://schemas.microsoft.com/office/drawing/2015/10/21/chartex" xmlns:cx3="http://schemas.microsoft.com/office/drawing/2016/5/9/chartex" xmlns:cx4="http://schemas.microsoft.com/office/drawing/2016/5/10/chartex" xmlns:cx5="http://schemas.microsoft.com/office/drawing/2016/5/11/chartex" xmlns:cx6="http://schemas.microsoft.com/office/drawing/2016/5/12/chartex" xmlns:cx7="http://schemas.microsoft.com/office/drawing/2016/5/13/chartex" xmlns:cx8="http://schemas.microsoft.com/office/drawing/2016/5/14/chartex" xmlns:mc="http://schemas.openxmlformats.org/markup-compatibility/2006" xmlns:aink="http://schemas.microsoft.com/office/drawing/2016/ink" xmlns:am3d="http://schemas.microsoft.com/office/drawing/2017/model3d" xmlns:o="urn:schemas-microsoft-com:office:office" xmlns:oel="http://schemas.microsoft.com/office/2019/extlst" xmlns:r="http://schemas.openxmlformats.org/officeDocument/2006/relationships" xmlns:m="http://schemas.openxmlformats.org/officeDocument/2006/math" xmlns:v="urn:schemas-microsoft-com:vml" xmlns:wp14="http://schemas.microsoft.com/office/word/2010/wordprocessingDrawing" xmlns:wp="http://schemas.openxmlformats.org/drawingml/2006/wordprocessingDrawing" xmlns:w10="urn:schemas-microsoft-com:office:word" xmlns:w="http://schemas.openxmlformats.org/wordprocessingml/2006/main" xmlns:w14="http://schemas.microsoft.com/office/word/2010/wordml" xmlns:w15="http://schemas.microsoft.com/office/word/2012/wordml" xmlns:w16cex="http://schemas.microsoft.com/office/word/2018/wordml/cex" xmlns:w16cid="http://schemas.microsoft.com/office/word/2016/wordml/cid" xmlns:w16="http://schemas.microsoft.com/office/word/2018/wordml" xmlns:w16du="http://schemas.microsoft.com/office/word/2023/wordml/word16du" xmlns:w16sdtdh="http://schemas.microsoft.com/office/word/2020/wordml/sdtdatahash" xmlns:w16sdtfl="http://schemas.microsoft.com/office/word/2024/wordml/sdtformatlock" xmlns:w16se="http://schemas.microsoft.com/office/word/2015/wordml/symex" xmlns:wpg="http://schemas.microsoft.com/office/word/2010/wordprocessingGroup" xmlns:wpi="http://schemas.microsoft.com/office/word/2010/wordprocessingInk" xmlns:wne="http://schemas.microsoft.com/office/word/2006/wordml" xmlns:wps="http://schemas.microsoft.com/office/word/2010/wordprocessingShape" mc:Ignorable="w14 w15 w16se w16cid w16 w16cex w16sdtdh w16sdtfl w16du wp14">
   <w:body>
     <w:p>
       <w:r>
@@ -168,7 +168,7 @@
     </w:p>
     <w:p>
       <w:r>
-        <w:t>Detta dokument behandlar höga naturvärden i avverkningsanmälan A 27290-2026 i Borgholms kommun. Denna avverkningsanmälan inkom 2026-06-15 14:28:03 och omfattar 4,1 ha.</w:t>
+        <w:t>Detta dokument behandlar höga naturvärden i avverkningsanmälan A 27290-2026 i Borgholms kommun som inkom 2026-06-15 och omfattar 4,1 ha.</w:t>
       </w:r>
     </w:p>
     <w:p>
@@ -191,12 +191,15 @@
     </w:p>
     <w:p>
       <w:r>
-        <w:t>I avverkningsanmälan har följande 2 naturvårdsarter hittats: havsörn (NT, §4) och skogsknipprot (S, §8). Av dessa är 1 rödlistade. För rödlistade arter har rödlistekategorin angivits inom parentes. Arter som är signalarter enligt Skogsstyrelsen har markerats med (S). För fridlysta arter anges även paragrafen i Artskyddsförordningen som arten är fridlyst enligt.</w:t>
+        <w:t>I och inom 25 meter från avverkningsanmälan har följande 4 naturvårdsarter hittats: ask (EN), gotlandsmåra (VU), skogsknipprot (S, T, §8) och havsörn (§4). Av dessa är 2 rödlistade. För rödlistade arter har rödlistekategorin angivits inom parentes. Arter som är signalarter enligt Skogsstyrelsen har markerats med (S). Typiska arter inom Natura 2000 som är kopplade till skogsekosystem har markerats med (T). För fridlysta arter anges även paragrafen i Artskyddsförordningen som arten är fridlyst enligt.</w:t>
       </w:r>
     </w:p>
     <w:p>
       <w:r>
-        <w:t>De påträffade naturvårdsarterna är ett tydligt kvitto på att detta rör sig om en skog med höga naturvärden. I Figur 1 visas en karta över det avverkningsanmälda området, där samtliga fyndplatser för naturvårdsarter som finns registrerade på Artportalen har markerats.</w:t>
+        <w:t>De påträffade naturvårdsarterna är ett tydligt kvitto på att det rör sig om en skog med höga naturvärden.</w:t>
+      </w:r>
+      <w:r>
+        <w:t xml:space="preserve"> I Figur 1 visas fyndplatser för naturvårdsarter i området, som finns registrerade på Artportalen.</w:t>
       </w:r>
     </w:p>
     <w:p>
@@ -206,7 +209,7 @@
       <w:r>
         <w:drawing>
           <wp:inline xmlns:a="http://schemas.openxmlformats.org/drawingml/2006/main" xmlns:pic="http://schemas.openxmlformats.org/drawingml/2006/picture">
-            <wp:extent cx="5486400" cy="4781368"/>
+            <wp:extent cx="5486400" cy="4631687"/>
             <wp:docPr id="1" name="Picture 1"/>
             <wp:cNvGraphicFramePr>
               <a:graphicFrameLocks noChangeAspect="1"/>
@@ -227,7 +230,7 @@
                   <pic:spPr>
                     <a:xfrm>
                       <a:off x="0" y="0"/>
-                      <a:ext cx="5486400" cy="4781368"/>
+                      <a:ext cx="5486400" cy="4631687"/>
                     </a:xfrm>
                     <a:prstGeom prst="rect"/>
                   </pic:spPr>
@@ -241,14 +244,15 @@
     <w:p>
       <w:pPr>
         <w:pStyle w:val="Caption"/>
+        <w:spacing w:after="240"/>
       </w:pPr>
       <w:r>
-        <w:t>Figur 1. Fyndplatser för naturvårdsarter i det avverkningsanmälda området (röd linje). Markörer utan svart kant är placerade på fyndplatsen. Markörer med svart kant är placerade vid sidan av fyndplatsen och har ett svart streck som visar fyndplatsens exakta position. Kartans mittpunktskoordinat är N 6343946, E 619076 i SWEREF 99 TM.</w:t>
+        <w:t>Figur 1. Fyndplatser för naturvårdsarter i och inom 25 meter från avverkningsanmälan (röd linje). Markörer utan svart kant är placerade på fyndplatsen. Markörer med svart kant är placerade vid sidan av fyndplatsen och har ett svart streck som visar fyndplatsens exakta position. Kartans mittpunktskoordinat är N 6343946, E 619076 i SWEREF 99 TM.</w:t>
       </w:r>
     </w:p>
     <w:p>
       <w:pPr>
-        <w:pStyle w:val="Heading1"/>
+        <w:pStyle w:val="Heading2"/>
       </w:pPr>
       <w:r>
         <w:t>Fridlysta arter</w:t>
@@ -256,7 +260,7 @@
     </w:p>
     <w:p>
       <w:r>
-        <w:t>Följande fridlysta arter har sina livsmiljöer och växtplatser i den avverkningsanmälda skogen: havsörn (NT, §4) och skogsknipprot (S, §8).</w:t>
+        <w:t>Följande fridlysta arter har sina livsmiljöer och växtplatser i den avverkningsanmälda skogen: skogsknipprot (S, T, §8) och havsörn (§4).</w:t>
       </w:r>
     </w:p>
     <w:p>
@@ -307,6 +311,25 @@
     <w:p>
       <w:r>
         <w:t>I BILAGA 1 finns mer detaljerad information om ekologi samt krav på livsmiljö hos fridlysta arter.</w:t>
+      </w:r>
+    </w:p>
+    <w:p>
+      <w:pPr>
+        <w:pStyle w:val="Heading2"/>
+      </w:pPr>
+      <w:r>
+        <w:t>Övriga naturvårdsarter</w:t>
+      </w:r>
+    </w:p>
+    <w:p>
+      <w:r>
+        <w:rPr>
+          <w:b/>
+        </w:rPr>
+        <w:t>Ask (EN)</w:t>
+      </w:r>
+      <w:r>
+        <w:t xml:space="preserve"> växer naturligt på frisk till fuktig, näringsrik, mullrik mark, gärna med rörligt, ytnära grundvatten. Asken är mycket viktig för den biologiska mångfalden och den är värd för minst 213 arter i olika organismgrupper, av vilka åtminstone 42 är askspecialister, ytterligare 8 arter förekommer endast på ask och alm. Bland dessa kan nämnas asknätfjäril (EN, §4a), askvårtlav (EN) och askpraktbagge (NT). Det finns en ökad risk att dessa arter försvinner när populationen av ask minskar. Asken är kraftigt drabbad av askskottsjukan, men angripna askar bör inte avverkas eftersom det är så många andra arter knutna till ask, såväl till döda som till levande träd. Eftersom sjukdomen är vindspridd så finns den redan nästan överallt där det finns askar, och till skillnad från almsjukan så förhindrar eller försvårar man inte spridningen genom att ta bort träd. Asken är globalt rödlistad som nära hotad (NT) vilket medför ett internationellt ansvar för arten (SLU Artdatabanken, 2026; IUCN, 2017).</w:t>
       </w:r>
     </w:p>
     <w:p>
@@ -415,7 +438,7 @@
         <w:rPr>
           <w:i/>
         </w:rPr>
-        <w:t>I det avverkningsanmälda skogsområdet har 2 naturvårdsarter varav 1 rödlistade arter sina livsmiljöer och växtplatser.</w:t>
+        <w:t>I det avverkningsanmälda skogsområdet har 4 naturvårdsarter varav 2 rödlistade arter sina livsmiljöer och växtplatser.</w:t>
       </w:r>
     </w:p>
     <w:p>
@@ -697,7 +720,7 @@
 </file>
 
 <file path=word/endnotes.xml><?xml version="1.0" encoding="utf-8"?>
-<w:endnotes xmlns:wpc="http://schemas.microsoft.com/office/word/2010/wordprocessingCanvas" xmlns:cx="http://schemas.microsoft.com/office/drawing/2014/chartex" xmlns:cx1="http://schemas.microsoft.com/office/drawing/2015/9/8/chartex" xmlns:cx2="http://schemas.microsoft.com/office/drawing/2015/10/21/chartex" xmlns:cx3="http://schemas.microsoft.com/office/drawing/2016/5/9/chartex" xmlns:cx4="http://schemas.microsoft.com/office/drawing/2016/5/10/chartex" xmlns:cx5="http://schemas.microsoft.com/office/drawing/2016/5/11/chartex" xmlns:cx6="http://schemas.microsoft.com/office/drawing/2016/5/12/chartex" xmlns:cx7="http://schemas.microsoft.com/office/drawing/2016/5/13/chartex" xmlns:cx8="http://schemas.microsoft.com/office/drawing/2016/5/14/chartex" xmlns:mc="http://schemas.openxmlformats.org/markup-compatibility/2006" xmlns:aink="http://schemas.microsoft.com/office/drawing/2016/ink" xmlns:am3d="http://schemas.microsoft.com/office/drawing/2017/model3d" xmlns:o="urn:schemas-microsoft-com:office:office" xmlns:oel="http://schemas.microsoft.com/office/2019/extlst" xmlns:r="http://schemas.openxmlformats.org/officeDocument/2006/relationships" xmlns:m="http://schemas.openxmlformats.org/officeDocument/2006/math" xmlns:v="urn:schemas-microsoft-com:vml" xmlns:wp14="http://schemas.microsoft.com/office/word/2010/wordprocessingDrawing" xmlns:wp="http://schemas.openxmlformats.org/drawingml/2006/wordprocessingDrawing" xmlns:w10="urn:schemas-microsoft-com:office:word" xmlns:w="http://schemas.openxmlformats.org/wordprocessingml/2006/main" xmlns:w14="http://schemas.microsoft.com/office/word/2010/wordml" xmlns:w15="http://schemas.microsoft.com/office/word/2012/wordml" xmlns:w16cex="http://schemas.microsoft.com/office/word/2018/wordml/cex" xmlns:w16cid="http://schemas.microsoft.com/office/word/2016/wordml/cid" xmlns:w16="http://schemas.microsoft.com/office/word/2018/wordml" xmlns:w16sdtdh="http://schemas.microsoft.com/office/word/2020/wordml/sdtdatahash" xmlns:w16se="http://schemas.microsoft.com/office/word/2015/wordml/symex" xmlns:wpg="http://schemas.microsoft.com/office/word/2010/wordprocessingGroup" xmlns:wpi="http://schemas.microsoft.com/office/word/2010/wordprocessingInk" xmlns:wne="http://schemas.microsoft.com/office/word/2006/wordml" xmlns:wps="http://schemas.microsoft.com/office/word/2010/wordprocessingShape" mc:Ignorable="w14 w15 w16se w16cid w16 w16cex w16sdtdh wp14">
+<w:endnotes xmlns:wpc="http://schemas.microsoft.com/office/word/2010/wordprocessingCanvas" xmlns:cx="http://schemas.microsoft.com/office/drawing/2014/chartex" xmlns:cx1="http://schemas.microsoft.com/office/drawing/2015/9/8/chartex" xmlns:cx2="http://schemas.microsoft.com/office/drawing/2015/10/21/chartex" xmlns:cx3="http://schemas.microsoft.com/office/drawing/2016/5/9/chartex" xmlns:cx4="http://schemas.microsoft.com/office/drawing/2016/5/10/chartex" xmlns:cx5="http://schemas.microsoft.com/office/drawing/2016/5/11/chartex" xmlns:cx6="http://schemas.microsoft.com/office/drawing/2016/5/12/chartex" xmlns:cx7="http://schemas.microsoft.com/office/drawing/2016/5/13/chartex" xmlns:cx8="http://schemas.microsoft.com/office/drawing/2016/5/14/chartex" xmlns:mc="http://schemas.openxmlformats.org/markup-compatibility/2006" xmlns:aink="http://schemas.microsoft.com/office/drawing/2016/ink" xmlns:am3d="http://schemas.microsoft.com/office/drawing/2017/model3d" xmlns:o="urn:schemas-microsoft-com:office:office" xmlns:oel="http://schemas.microsoft.com/office/2019/extlst" xmlns:r="http://schemas.openxmlformats.org/officeDocument/2006/relationships" xmlns:m="http://schemas.openxmlformats.org/officeDocument/2006/math" xmlns:v="urn:schemas-microsoft-com:vml" xmlns:wp14="http://schemas.microsoft.com/office/word/2010/wordprocessingDrawing" xmlns:wp="http://schemas.openxmlformats.org/drawingml/2006/wordprocessingDrawing" xmlns:w10="urn:schemas-microsoft-com:office:word" xmlns:w="http://schemas.openxmlformats.org/wordprocessingml/2006/main" xmlns:w14="http://schemas.microsoft.com/office/word/2010/wordml" xmlns:w15="http://schemas.microsoft.com/office/word/2012/wordml" xmlns:w16cex="http://schemas.microsoft.com/office/word/2018/wordml/cex" xmlns:w16cid="http://schemas.microsoft.com/office/word/2016/wordml/cid" xmlns:w16="http://schemas.microsoft.com/office/word/2018/wordml" xmlns:w16du="http://schemas.microsoft.com/office/word/2023/wordml/word16du" xmlns:w16sdtdh="http://schemas.microsoft.com/office/word/2020/wordml/sdtdatahash" xmlns:w16sdtfl="http://schemas.microsoft.com/office/word/2024/wordml/sdtformatlock" xmlns:w16se="http://schemas.microsoft.com/office/word/2015/wordml/symex" xmlns:wpg="http://schemas.microsoft.com/office/word/2010/wordprocessingGroup" xmlns:wpi="http://schemas.microsoft.com/office/word/2010/wordprocessingInk" xmlns:wne="http://schemas.microsoft.com/office/word/2006/wordml" xmlns:wps="http://schemas.microsoft.com/office/word/2010/wordprocessingShape" mc:Ignorable="w14 w15 w16se w16cid w16 w16cex w16sdtdh w16sdtfl w16du wp14">
   <w:endnote w:type="separator" w:id="-1">
     <w:p>
       <w:pPr>
@@ -722,7 +745,7 @@
 </file>
 
 <file path=word/footer1.xml><?xml version="1.0" encoding="utf-8"?>
-<w:ftr xmlns:wpc="http://schemas.microsoft.com/office/word/2010/wordprocessingCanvas" xmlns:cx="http://schemas.microsoft.com/office/drawing/2014/chartex" xmlns:cx1="http://schemas.microsoft.com/office/drawing/2015/9/8/chartex" xmlns:cx2="http://schemas.microsoft.com/office/drawing/2015/10/21/chartex" xmlns:cx3="http://schemas.microsoft.com/office/drawing/2016/5/9/chartex" xmlns:cx4="http://schemas.microsoft.com/office/drawing/2016/5/10/chartex" xmlns:cx5="http://schemas.microsoft.com/office/drawing/2016/5/11/chartex" xmlns:cx6="http://schemas.microsoft.com/office/drawing/2016/5/12/chartex" xmlns:cx7="http://schemas.microsoft.com/office/drawing/2016/5/13/chartex" xmlns:cx8="http://schemas.microsoft.com/office/drawing/2016/5/14/chartex" xmlns:mc="http://schemas.openxmlformats.org/markup-compatibility/2006" xmlns:aink="http://schemas.microsoft.com/office/drawing/2016/ink" xmlns:am3d="http://schemas.microsoft.com/office/drawing/2017/model3d" xmlns:o="urn:schemas-microsoft-com:office:office" xmlns:oel="http://schemas.microsoft.com/office/2019/extlst" xmlns:r="http://schemas.openxmlformats.org/officeDocument/2006/relationships" xmlns:m="http://schemas.openxmlformats.org/officeDocument/2006/math" xmlns:v="urn:schemas-microsoft-com:vml" xmlns:wp14="http://schemas.microsoft.com/office/word/2010/wordprocessingDrawing" xmlns:wp="http://schemas.openxmlformats.org/drawingml/2006/wordprocessingDrawing" xmlns:w10="urn:schemas-microsoft-com:office:word" xmlns:w="http://schemas.openxmlformats.org/wordprocessingml/2006/main" xmlns:w14="http://schemas.microsoft.com/office/word/2010/wordml" xmlns:w15="http://schemas.microsoft.com/office/word/2012/wordml" xmlns:w16cex="http://schemas.microsoft.com/office/word/2018/wordml/cex" xmlns:w16cid="http://schemas.microsoft.com/office/word/2016/wordml/cid" xmlns:w16="http://schemas.microsoft.com/office/word/2018/wordml" xmlns:w16sdtdh="http://schemas.microsoft.com/office/word/2020/wordml/sdtdatahash" xmlns:w16se="http://schemas.microsoft.com/office/word/2015/wordml/symex" xmlns:wpg="http://schemas.microsoft.com/office/word/2010/wordprocessingGroup" xmlns:wpi="http://schemas.microsoft.com/office/word/2010/wordprocessingInk" xmlns:wne="http://schemas.microsoft.com/office/word/2006/wordml" xmlns:wps="http://schemas.microsoft.com/office/word/2010/wordprocessingShape" mc:Ignorable="w14 w15 w16se w16cid w16 w16cex w16sdtdh wp14">
+<w:ftr xmlns:wpc="http://schemas.microsoft.com/office/word/2010/wordprocessingCanvas" xmlns:cx="http://schemas.microsoft.com/office/drawing/2014/chartex" xmlns:cx1="http://schemas.microsoft.com/office/drawing/2015/9/8/chartex" xmlns:cx2="http://schemas.microsoft.com/office/drawing/2015/10/21/chartex" xmlns:cx3="http://schemas.microsoft.com/office/drawing/2016/5/9/chartex" xmlns:cx4="http://schemas.microsoft.com/office/drawing/2016/5/10/chartex" xmlns:cx5="http://schemas.microsoft.com/office/drawing/2016/5/11/chartex" xmlns:cx6="http://schemas.microsoft.com/office/drawing/2016/5/12/chartex" xmlns:cx7="http://schemas.microsoft.com/office/drawing/2016/5/13/chartex" xmlns:cx8="http://schemas.microsoft.com/office/drawing/2016/5/14/chartex" xmlns:mc="http://schemas.openxmlformats.org/markup-compatibility/2006" xmlns:aink="http://schemas.microsoft.com/office/drawing/2016/ink" xmlns:am3d="http://schemas.microsoft.com/office/drawing/2017/model3d" xmlns:o="urn:schemas-microsoft-com:office:office" xmlns:oel="http://schemas.microsoft.com/office/2019/extlst" xmlns:r="http://schemas.openxmlformats.org/officeDocument/2006/relationships" xmlns:m="http://schemas.openxmlformats.org/officeDocument/2006/math" xmlns:v="urn:schemas-microsoft-com:vml" xmlns:wp14="http://schemas.microsoft.com/office/word/2010/wordprocessingDrawing" xmlns:wp="http://schemas.openxmlformats.org/drawingml/2006/wordprocessingDrawing" xmlns:w10="urn:schemas-microsoft-com:office:word" xmlns:w="http://schemas.openxmlformats.org/wordprocessingml/2006/main" xmlns:w14="http://schemas.microsoft.com/office/word/2010/wordml" xmlns:w15="http://schemas.microsoft.com/office/word/2012/wordml" xmlns:w16cex="http://schemas.microsoft.com/office/word/2018/wordml/cex" xmlns:w16cid="http://schemas.microsoft.com/office/word/2016/wordml/cid" xmlns:w16="http://schemas.microsoft.com/office/word/2018/wordml" xmlns:w16du="http://schemas.microsoft.com/office/word/2023/wordml/word16du" xmlns:w16sdtdh="http://schemas.microsoft.com/office/word/2020/wordml/sdtdatahash" xmlns:w16sdtfl="http://schemas.microsoft.com/office/word/2024/wordml/sdtformatlock" xmlns:w16se="http://schemas.microsoft.com/office/word/2015/wordml/symex" xmlns:wpg="http://schemas.microsoft.com/office/word/2010/wordprocessingGroup" xmlns:wpi="http://schemas.microsoft.com/office/word/2010/wordprocessingInk" xmlns:wne="http://schemas.microsoft.com/office/word/2006/wordml" xmlns:wps="http://schemas.microsoft.com/office/word/2010/wordprocessingShape" mc:Ignorable="w14 w15 w16se w16cid w16 w16cex w16sdtdh w16sdtfl w16du wp14">
   <w:p>
     <w:pPr>
       <w:pStyle w:val="Footer"/>
@@ -732,7 +755,7 @@
 </file>
 
 <file path=word/footer2.xml><?xml version="1.0" encoding="utf-8"?>
-<w:ftr xmlns:wpc="http://schemas.microsoft.com/office/word/2010/wordprocessingCanvas" xmlns:cx="http://schemas.microsoft.com/office/drawing/2014/chartex" xmlns:cx1="http://schemas.microsoft.com/office/drawing/2015/9/8/chartex" xmlns:cx2="http://schemas.microsoft.com/office/drawing/2015/10/21/chartex" xmlns:cx3="http://schemas.microsoft.com/office/drawing/2016/5/9/chartex" xmlns:cx4="http://schemas.microsoft.com/office/drawing/2016/5/10/chartex" xmlns:cx5="http://schemas.microsoft.com/office/drawing/2016/5/11/chartex" xmlns:cx6="http://schemas.microsoft.com/office/drawing/2016/5/12/chartex" xmlns:cx7="http://schemas.microsoft.com/office/drawing/2016/5/13/chartex" xmlns:cx8="http://schemas.microsoft.com/office/drawing/2016/5/14/chartex" xmlns:mc="http://schemas.openxmlformats.org/markup-compatibility/2006" xmlns:aink="http://schemas.microsoft.com/office/drawing/2016/ink" xmlns:am3d="http://schemas.microsoft.com/office/drawing/2017/model3d" xmlns:o="urn:schemas-microsoft-com:office:office" xmlns:oel="http://schemas.microsoft.com/office/2019/extlst" xmlns:r="http://schemas.openxmlformats.org/officeDocument/2006/relationships" xmlns:m="http://schemas.openxmlformats.org/officeDocument/2006/math" xmlns:v="urn:schemas-microsoft-com:vml" xmlns:wp14="http://schemas.microsoft.com/office/word/2010/wordprocessingDrawing" xmlns:wp="http://schemas.openxmlformats.org/drawingml/2006/wordprocessingDrawing" xmlns:w10="urn:schemas-microsoft-com:office:word" xmlns:w="http://schemas.openxmlformats.org/wordprocessingml/2006/main" xmlns:w14="http://schemas.microsoft.com/office/word/2010/wordml" xmlns:w15="http://schemas.microsoft.com/office/word/2012/wordml" xmlns:w16cex="http://schemas.microsoft.com/office/word/2018/wordml/cex" xmlns:w16cid="http://schemas.microsoft.com/office/word/2016/wordml/cid" xmlns:w16="http://schemas.microsoft.com/office/word/2018/wordml" xmlns:w16sdtdh="http://schemas.microsoft.com/office/word/2020/wordml/sdtdatahash" xmlns:w16se="http://schemas.microsoft.com/office/word/2015/wordml/symex" xmlns:wpg="http://schemas.microsoft.com/office/word/2010/wordprocessingGroup" xmlns:wpi="http://schemas.microsoft.com/office/word/2010/wordprocessingInk" xmlns:wne="http://schemas.microsoft.com/office/word/2006/wordml" xmlns:wps="http://schemas.microsoft.com/office/word/2010/wordprocessingShape" mc:Ignorable="w14 w15 w16se w16cid w16 w16cex w16sdtdh wp14">
+<w:ftr xmlns:wpc="http://schemas.microsoft.com/office/word/2010/wordprocessingCanvas" xmlns:cx="http://schemas.microsoft.com/office/drawing/2014/chartex" xmlns:cx1="http://schemas.microsoft.com/office/drawing/2015/9/8/chartex" xmlns:cx2="http://schemas.microsoft.com/office/drawing/2015/10/21/chartex" xmlns:cx3="http://schemas.microsoft.com/office/drawing/2016/5/9/chartex" xmlns:cx4="http://schemas.microsoft.com/office/drawing/2016/5/10/chartex" xmlns:cx5="http://schemas.microsoft.com/office/drawing/2016/5/11/chartex" xmlns:cx6="http://schemas.microsoft.com/office/drawing/2016/5/12/chartex" xmlns:cx7="http://schemas.microsoft.com/office/drawing/2016/5/13/chartex" xmlns:cx8="http://schemas.microsoft.com/office/drawing/2016/5/14/chartex" xmlns:mc="http://schemas.openxmlformats.org/markup-compatibility/2006" xmlns:aink="http://schemas.microsoft.com/office/drawing/2016/ink" xmlns:am3d="http://schemas.microsoft.com/office/drawing/2017/model3d" xmlns:o="urn:schemas-microsoft-com:office:office" xmlns:oel="http://schemas.microsoft.com/office/2019/extlst" xmlns:r="http://schemas.openxmlformats.org/officeDocument/2006/relationships" xmlns:m="http://schemas.openxmlformats.org/officeDocument/2006/math" xmlns:v="urn:schemas-microsoft-com:vml" xmlns:wp14="http://schemas.microsoft.com/office/word/2010/wordprocessingDrawing" xmlns:wp="http://schemas.openxmlformats.org/drawingml/2006/wordprocessingDrawing" xmlns:w10="urn:schemas-microsoft-com:office:word" xmlns:w="http://schemas.openxmlformats.org/wordprocessingml/2006/main" xmlns:w14="http://schemas.microsoft.com/office/word/2010/wordml" xmlns:w15="http://schemas.microsoft.com/office/word/2012/wordml" xmlns:w16cex="http://schemas.microsoft.com/office/word/2018/wordml/cex" xmlns:w16cid="http://schemas.microsoft.com/office/word/2016/wordml/cid" xmlns:w16="http://schemas.microsoft.com/office/word/2018/wordml" xmlns:w16du="http://schemas.microsoft.com/office/word/2023/wordml/word16du" xmlns:w16sdtdh="http://schemas.microsoft.com/office/word/2020/wordml/sdtdatahash" xmlns:w16sdtfl="http://schemas.microsoft.com/office/word/2024/wordml/sdtformatlock" xmlns:w16se="http://schemas.microsoft.com/office/word/2015/wordml/symex" xmlns:wpg="http://schemas.microsoft.com/office/word/2010/wordprocessingGroup" xmlns:wpi="http://schemas.microsoft.com/office/word/2010/wordprocessingInk" xmlns:wne="http://schemas.microsoft.com/office/word/2006/wordml" xmlns:wps="http://schemas.microsoft.com/office/word/2010/wordprocessingShape" mc:Ignorable="w14 w15 w16se w16cid w16 w16cex w16sdtdh w16sdtfl w16du wp14">
   <w:p>
     <w:pPr>
       <w:pStyle w:val="Footer"/>
@@ -742,7 +765,7 @@
 </file>
 
 <file path=word/footer3.xml><?xml version="1.0" encoding="utf-8"?>
-<w:ftr xmlns:wpc="http://schemas.microsoft.com/office/word/2010/wordprocessingCanvas" xmlns:cx="http://schemas.microsoft.com/office/drawing/2014/chartex" xmlns:cx1="http://schemas.microsoft.com/office/drawing/2015/9/8/chartex" xmlns:cx2="http://schemas.microsoft.com/office/drawing/2015/10/21/chartex" xmlns:cx3="http://schemas.microsoft.com/office/drawing/2016/5/9/chartex" xmlns:cx4="http://schemas.microsoft.com/office/drawing/2016/5/10/chartex" xmlns:cx5="http://schemas.microsoft.com/office/drawing/2016/5/11/chartex" xmlns:cx6="http://schemas.microsoft.com/office/drawing/2016/5/12/chartex" xmlns:cx7="http://schemas.microsoft.com/office/drawing/2016/5/13/chartex" xmlns:cx8="http://schemas.microsoft.com/office/drawing/2016/5/14/chartex" xmlns:mc="http://schemas.openxmlformats.org/markup-compatibility/2006" xmlns:aink="http://schemas.microsoft.com/office/drawing/2016/ink" xmlns:am3d="http://schemas.microsoft.com/office/drawing/2017/model3d" xmlns:o="urn:schemas-microsoft-com:office:office" xmlns:oel="http://schemas.microsoft.com/office/2019/extlst" xmlns:r="http://schemas.openxmlformats.org/officeDocument/2006/relationships" xmlns:m="http://schemas.openxmlformats.org/officeDocument/2006/math" xmlns:v="urn:schemas-microsoft-com:vml" xmlns:wp14="http://schemas.microsoft.com/office/word/2010/wordprocessingDrawing" xmlns:wp="http://schemas.openxmlformats.org/drawingml/2006/wordprocessingDrawing" xmlns:w10="urn:schemas-microsoft-com:office:word" xmlns:w="http://schemas.openxmlformats.org/wordprocessingml/2006/main" xmlns:w14="http://schemas.microsoft.com/office/word/2010/wordml" xmlns:w15="http://schemas.microsoft.com/office/word/2012/wordml" xmlns:w16cex="http://schemas.microsoft.com/office/word/2018/wordml/cex" xmlns:w16cid="http://schemas.microsoft.com/office/word/2016/wordml/cid" xmlns:w16="http://schemas.microsoft.com/office/word/2018/wordml" xmlns:w16sdtdh="http://schemas.microsoft.com/office/word/2020/wordml/sdtdatahash" xmlns:w16se="http://schemas.microsoft.com/office/word/2015/wordml/symex" xmlns:wpg="http://schemas.microsoft.com/office/word/2010/wordprocessingGroup" xmlns:wpi="http://schemas.microsoft.com/office/word/2010/wordprocessingInk" xmlns:wne="http://schemas.microsoft.com/office/word/2006/wordml" xmlns:wps="http://schemas.microsoft.com/office/word/2010/wordprocessingShape" mc:Ignorable="w14 w15 w16se w16cid w16 w16cex w16sdtdh wp14">
+<w:ftr xmlns:wpc="http://schemas.microsoft.com/office/word/2010/wordprocessingCanvas" xmlns:cx="http://schemas.microsoft.com/office/drawing/2014/chartex" xmlns:cx1="http://schemas.microsoft.com/office/drawing/2015/9/8/chartex" xmlns:cx2="http://schemas.microsoft.com/office/drawing/2015/10/21/chartex" xmlns:cx3="http://schemas.microsoft.com/office/drawing/2016/5/9/chartex" xmlns:cx4="http://schemas.microsoft.com/office/drawing/2016/5/10/chartex" xmlns:cx5="http://schemas.microsoft.com/office/drawing/2016/5/11/chartex" xmlns:cx6="http://schemas.microsoft.com/office/drawing/2016/5/12/chartex" xmlns:cx7="http://schemas.microsoft.com/office/drawing/2016/5/13/chartex" xmlns:cx8="http://schemas.microsoft.com/office/drawing/2016/5/14/chartex" xmlns:mc="http://schemas.openxmlformats.org/markup-compatibility/2006" xmlns:aink="http://schemas.microsoft.com/office/drawing/2016/ink" xmlns:am3d="http://schemas.microsoft.com/office/drawing/2017/model3d" xmlns:o="urn:schemas-microsoft-com:office:office" xmlns:oel="http://schemas.microsoft.com/office/2019/extlst" xmlns:r="http://schemas.openxmlformats.org/officeDocument/2006/relationships" xmlns:m="http://schemas.openxmlformats.org/officeDocument/2006/math" xmlns:v="urn:schemas-microsoft-com:vml" xmlns:wp14="http://schemas.microsoft.com/office/word/2010/wordprocessingDrawing" xmlns:wp="http://schemas.openxmlformats.org/drawingml/2006/wordprocessingDrawing" xmlns:w10="urn:schemas-microsoft-com:office:word" xmlns:w="http://schemas.openxmlformats.org/wordprocessingml/2006/main" xmlns:w14="http://schemas.microsoft.com/office/word/2010/wordml" xmlns:w15="http://schemas.microsoft.com/office/word/2012/wordml" xmlns:w16cex="http://schemas.microsoft.com/office/word/2018/wordml/cex" xmlns:w16cid="http://schemas.microsoft.com/office/word/2016/wordml/cid" xmlns:w16="http://schemas.microsoft.com/office/word/2018/wordml" xmlns:w16du="http://schemas.microsoft.com/office/word/2023/wordml/word16du" xmlns:w16sdtdh="http://schemas.microsoft.com/office/word/2020/wordml/sdtdatahash" xmlns:w16sdtfl="http://schemas.microsoft.com/office/word/2024/wordml/sdtformatlock" xmlns:w16se="http://schemas.microsoft.com/office/word/2015/wordml/symex" xmlns:wpg="http://schemas.microsoft.com/office/word/2010/wordprocessingGroup" xmlns:wpi="http://schemas.microsoft.com/office/word/2010/wordprocessingInk" xmlns:wne="http://schemas.microsoft.com/office/word/2006/wordml" xmlns:wps="http://schemas.microsoft.com/office/word/2010/wordprocessingShape" mc:Ignorable="w14 w15 w16se w16cid w16 w16cex w16sdtdh w16sdtfl w16du wp14">
   <w:p>
     <w:pPr>
       <w:pStyle w:val="Footer"/>
@@ -752,7 +775,7 @@
 </file>
 
 <file path=word/footnotes.xml><?xml version="1.0" encoding="utf-8"?>
-<w:footnotes xmlns:wpc="http://schemas.microsoft.com/office/word/2010/wordprocessingCanvas" xmlns:cx="http://schemas.microsoft.com/office/drawing/2014/chartex" xmlns:cx1="http://schemas.microsoft.com/office/drawing/2015/9/8/chartex" xmlns:cx2="http://schemas.microsoft.com/office/drawing/2015/10/21/chartex" xmlns:cx3="http://schemas.microsoft.com/office/drawing/2016/5/9/chartex" xmlns:cx4="http://schemas.microsoft.com/office/drawing/2016/5/10/chartex" xmlns:cx5="http://schemas.microsoft.com/office/drawing/2016/5/11/chartex" xmlns:cx6="http://schemas.microsoft.com/office/drawing/2016/5/12/chartex" xmlns:cx7="http://schemas.microsoft.com/office/drawing/2016/5/13/chartex" xmlns:cx8="http://schemas.microsoft.com/office/drawing/2016/5/14/chartex" xmlns:mc="http://schemas.openxmlformats.org/markup-compatibility/2006" xmlns:aink="http://schemas.microsoft.com/office/drawing/2016/ink" xmlns:am3d="http://schemas.microsoft.com/office/drawing/2017/model3d" xmlns:o="urn:schemas-microsoft-com:office:office" xmlns:oel="http://schemas.microsoft.com/office/2019/extlst" xmlns:r="http://schemas.openxmlformats.org/officeDocument/2006/relationships" xmlns:m="http://schemas.openxmlformats.org/officeDocument/2006/math" xmlns:v="urn:schemas-microsoft-com:vml" xmlns:wp14="http://schemas.microsoft.com/office/word/2010/wordprocessingDrawing" xmlns:wp="http://schemas.openxmlformats.org/drawingml/2006/wordprocessingDrawing" xmlns:w10="urn:schemas-microsoft-com:office:word" xmlns:w="http://schemas.openxmlformats.org/wordprocessingml/2006/main" xmlns:w14="http://schemas.microsoft.com/office/word/2010/wordml" xmlns:w15="http://schemas.microsoft.com/office/word/2012/wordml" xmlns:w16cex="http://schemas.microsoft.com/office/word/2018/wordml/cex" xmlns:w16cid="http://schemas.microsoft.com/office/word/2016/wordml/cid" xmlns:w16="http://schemas.microsoft.com/office/word/2018/wordml" xmlns:w16sdtdh="http://schemas.microsoft.com/office/word/2020/wordml/sdtdatahash" xmlns:w16se="http://schemas.microsoft.com/office/word/2015/wordml/symex" xmlns:wpg="http://schemas.microsoft.com/office/word/2010/wordprocessingGroup" xmlns:wpi="http://schemas.microsoft.com/office/word/2010/wordprocessingInk" xmlns:wne="http://schemas.microsoft.com/office/word/2006/wordml" xmlns:wps="http://schemas.microsoft.com/office/word/2010/wordprocessingShape" mc:Ignorable="w14 w15 w16se w16cid w16 w16cex w16sdtdh wp14">
+<w:footnotes xmlns:wpc="http://schemas.microsoft.com/office/word/2010/wordprocessingCanvas" xmlns:cx="http://schemas.microsoft.com/office/drawing/2014/chartex" xmlns:cx1="http://schemas.microsoft.com/office/drawing/2015/9/8/chartex" xmlns:cx2="http://schemas.microsoft.com/office/drawing/2015/10/21/chartex" xmlns:cx3="http://schemas.microsoft.com/office/drawing/2016/5/9/chartex" xmlns:cx4="http://schemas.microsoft.com/office/drawing/2016/5/10/chartex" xmlns:cx5="http://schemas.microsoft.com/office/drawing/2016/5/11/chartex" xmlns:cx6="http://schemas.microsoft.com/office/drawing/2016/5/12/chartex" xmlns:cx7="http://schemas.microsoft.com/office/drawing/2016/5/13/chartex" xmlns:cx8="http://schemas.microsoft.com/office/drawing/2016/5/14/chartex" xmlns:mc="http://schemas.openxmlformats.org/markup-compatibility/2006" xmlns:aink="http://schemas.microsoft.com/office/drawing/2016/ink" xmlns:am3d="http://schemas.microsoft.com/office/drawing/2017/model3d" xmlns:o="urn:schemas-microsoft-com:office:office" xmlns:oel="http://schemas.microsoft.com/office/2019/extlst" xmlns:r="http://schemas.openxmlformats.org/officeDocument/2006/relationships" xmlns:m="http://schemas.openxmlformats.org/officeDocument/2006/math" xmlns:v="urn:schemas-microsoft-com:vml" xmlns:wp14="http://schemas.microsoft.com/office/word/2010/wordprocessingDrawing" xmlns:wp="http://schemas.openxmlformats.org/drawingml/2006/wordprocessingDrawing" xmlns:w10="urn:schemas-microsoft-com:office:word" xmlns:w="http://schemas.openxmlformats.org/wordprocessingml/2006/main" xmlns:w14="http://schemas.microsoft.com/office/word/2010/wordml" xmlns:w15="http://schemas.microsoft.com/office/word/2012/wordml" xmlns:w16cex="http://schemas.microsoft.com/office/word/2018/wordml/cex" xmlns:w16cid="http://schemas.microsoft.com/office/word/2016/wordml/cid" xmlns:w16="http://schemas.microsoft.com/office/word/2018/wordml" xmlns:w16du="http://schemas.microsoft.com/office/word/2023/wordml/word16du" xmlns:w16sdtdh="http://schemas.microsoft.com/office/word/2020/wordml/sdtdatahash" xmlns:w16sdtfl="http://schemas.microsoft.com/office/word/2024/wordml/sdtformatlock" xmlns:w16se="http://schemas.microsoft.com/office/word/2015/wordml/symex" xmlns:wpg="http://schemas.microsoft.com/office/word/2010/wordprocessingGroup" xmlns:wpi="http://schemas.microsoft.com/office/word/2010/wordprocessingInk" xmlns:wne="http://schemas.microsoft.com/office/word/2006/wordml" xmlns:wps="http://schemas.microsoft.com/office/word/2010/wordprocessingShape" mc:Ignorable="w14 w15 w16se w16cid w16 w16cex w16sdtdh w16sdtfl w16du wp14">
   <w:footnote w:type="separator" w:id="-1">
     <w:p>
       <w:pPr>
@@ -777,7 +800,7 @@
 </file>
 
 <file path=word/header1.xml><?xml version="1.0" encoding="utf-8"?>
-<w:hdr xmlns:wpc="http://schemas.microsoft.com/office/word/2010/wordprocessingCanvas" xmlns:cx="http://schemas.microsoft.com/office/drawing/2014/chartex" xmlns:cx1="http://schemas.microsoft.com/office/drawing/2015/9/8/chartex" xmlns:cx2="http://schemas.microsoft.com/office/drawing/2015/10/21/chartex" xmlns:cx3="http://schemas.microsoft.com/office/drawing/2016/5/9/chartex" xmlns:cx4="http://schemas.microsoft.com/office/drawing/2016/5/10/chartex" xmlns:cx5="http://schemas.microsoft.com/office/drawing/2016/5/11/chartex" xmlns:cx6="http://schemas.microsoft.com/office/drawing/2016/5/12/chartex" xmlns:cx7="http://schemas.microsoft.com/office/drawing/2016/5/13/chartex" xmlns:cx8="http://schemas.microsoft.com/office/drawing/2016/5/14/chartex" xmlns:mc="http://schemas.openxmlformats.org/markup-compatibility/2006" xmlns:aink="http://schemas.microsoft.com/office/drawing/2016/ink" xmlns:am3d="http://schemas.microsoft.com/office/drawing/2017/model3d" xmlns:o="urn:schemas-microsoft-com:office:office" xmlns:oel="http://schemas.microsoft.com/office/2019/extlst" xmlns:r="http://schemas.openxmlformats.org/officeDocument/2006/relationships" xmlns:m="http://schemas.openxmlformats.org/officeDocument/2006/math" xmlns:v="urn:schemas-microsoft-com:vml" xmlns:wp14="http://schemas.microsoft.com/office/word/2010/wordprocessingDrawing" xmlns:wp="http://schemas.openxmlformats.org/drawingml/2006/wordprocessingDrawing" xmlns:w10="urn:schemas-microsoft-com:office:word" xmlns:w="http://schemas.openxmlformats.org/wordprocessingml/2006/main" xmlns:w14="http://schemas.microsoft.com/office/word/2010/wordml" xmlns:w15="http://schemas.microsoft.com/office/word/2012/wordml" xmlns:w16cex="http://schemas.microsoft.com/office/word/2018/wordml/cex" xmlns:w16cid="http://schemas.microsoft.com/office/word/2016/wordml/cid" xmlns:w16="http://schemas.microsoft.com/office/word/2018/wordml" xmlns:w16sdtdh="http://schemas.microsoft.com/office/word/2020/wordml/sdtdatahash" xmlns:w16se="http://schemas.microsoft.com/office/word/2015/wordml/symex" xmlns:wpg="http://schemas.microsoft.com/office/word/2010/wordprocessingGroup" xmlns:wpi="http://schemas.microsoft.com/office/word/2010/wordprocessingInk" xmlns:wne="http://schemas.microsoft.com/office/word/2006/wordml" xmlns:wps="http://schemas.microsoft.com/office/word/2010/wordprocessingShape" mc:Ignorable="w14 w15 w16se w16cid w16 w16cex w16sdtdh wp14">
+<w:hdr xmlns:wpc="http://schemas.microsoft.com/office/word/2010/wordprocessingCanvas" xmlns:cx="http://schemas.microsoft.com/office/drawing/2014/chartex" xmlns:cx1="http://schemas.microsoft.com/office/drawing/2015/9/8/chartex" xmlns:cx2="http://schemas.microsoft.com/office/drawing/2015/10/21/chartex" xmlns:cx3="http://schemas.microsoft.com/office/drawing/2016/5/9/chartex" xmlns:cx4="http://schemas.microsoft.com/office/drawing/2016/5/10/chartex" xmlns:cx5="http://schemas.microsoft.com/office/drawing/2016/5/11/chartex" xmlns:cx6="http://schemas.microsoft.com/office/drawing/2016/5/12/chartex" xmlns:cx7="http://schemas.microsoft.com/office/drawing/2016/5/13/chartex" xmlns:cx8="http://schemas.microsoft.com/office/drawing/2016/5/14/chartex" xmlns:mc="http://schemas.openxmlformats.org/markup-compatibility/2006" xmlns:aink="http://schemas.microsoft.com/office/drawing/2016/ink" xmlns:am3d="http://schemas.microsoft.com/office/drawing/2017/model3d" xmlns:o="urn:schemas-microsoft-com:office:office" xmlns:oel="http://schemas.microsoft.com/office/2019/extlst" xmlns:r="http://schemas.openxmlformats.org/officeDocument/2006/relationships" xmlns:m="http://schemas.openxmlformats.org/officeDocument/2006/math" xmlns:v="urn:schemas-microsoft-com:vml" xmlns:wp14="http://schemas.microsoft.com/office/word/2010/wordprocessingDrawing" xmlns:wp="http://schemas.openxmlformats.org/drawingml/2006/wordprocessingDrawing" xmlns:w10="urn:schemas-microsoft-com:office:word" xmlns:w="http://schemas.openxmlformats.org/wordprocessingml/2006/main" xmlns:w14="http://schemas.microsoft.com/office/word/2010/wordml" xmlns:w15="http://schemas.microsoft.com/office/word/2012/wordml" xmlns:w16cex="http://schemas.microsoft.com/office/word/2018/wordml/cex" xmlns:w16cid="http://schemas.microsoft.com/office/word/2016/wordml/cid" xmlns:w16="http://schemas.microsoft.com/office/word/2018/wordml" xmlns:w16du="http://schemas.microsoft.com/office/word/2023/wordml/word16du" xmlns:w16sdtdh="http://schemas.microsoft.com/office/word/2020/wordml/sdtdatahash" xmlns:w16sdtfl="http://schemas.microsoft.com/office/word/2024/wordml/sdtformatlock" xmlns:w16se="http://schemas.microsoft.com/office/word/2015/wordml/symex" xmlns:wpg="http://schemas.microsoft.com/office/word/2010/wordprocessingGroup" xmlns:wpi="http://schemas.microsoft.com/office/word/2010/wordprocessingInk" xmlns:wne="http://schemas.microsoft.com/office/word/2006/wordml" xmlns:wps="http://schemas.microsoft.com/office/word/2010/wordprocessingShape" mc:Ignorable="w14 w15 w16se w16cid w16 w16cex w16sdtdh w16sdtfl w16du wp14">
   <w:p>
     <w:pPr>
       <w:pStyle w:val="Header"/>
@@ -787,7 +810,7 @@
 </file>
 
 <file path=word/header2.xml><?xml version="1.0" encoding="utf-8"?>
-<w:hdr xmlns:wpc="http://schemas.microsoft.com/office/word/2010/wordprocessingCanvas" xmlns:cx="http://schemas.microsoft.com/office/drawing/2014/chartex" xmlns:cx1="http://schemas.microsoft.com/office/drawing/2015/9/8/chartex" xmlns:cx2="http://schemas.microsoft.com/office/drawing/2015/10/21/chartex" xmlns:cx3="http://schemas.microsoft.com/office/drawing/2016/5/9/chartex" xmlns:cx4="http://schemas.microsoft.com/office/drawing/2016/5/10/chartex" xmlns:cx5="http://schemas.microsoft.com/office/drawing/2016/5/11/chartex" xmlns:cx6="http://schemas.microsoft.com/office/drawing/2016/5/12/chartex" xmlns:cx7="http://schemas.microsoft.com/office/drawing/2016/5/13/chartex" xmlns:cx8="http://schemas.microsoft.com/office/drawing/2016/5/14/chartex" xmlns:mc="http://schemas.openxmlformats.org/markup-compatibility/2006" xmlns:aink="http://schemas.microsoft.com/office/drawing/2016/ink" xmlns:am3d="http://schemas.microsoft.com/office/drawing/2017/model3d" xmlns:o="urn:schemas-microsoft-com:office:office" xmlns:oel="http://schemas.microsoft.com/office/2019/extlst" xmlns:r="http://schemas.openxmlformats.org/officeDocument/2006/relationships" xmlns:m="http://schemas.openxmlformats.org/officeDocument/2006/math" xmlns:v="urn:schemas-microsoft-com:vml" xmlns:wp14="http://schemas.microsoft.com/office/word/2010/wordprocessingDrawing" xmlns:wp="http://schemas.openxmlformats.org/drawingml/2006/wordprocessingDrawing" xmlns:w10="urn:schemas-microsoft-com:office:word" xmlns:w="http://schemas.openxmlformats.org/wordprocessingml/2006/main" xmlns:w14="http://schemas.microsoft.com/office/word/2010/wordml" xmlns:w15="http://schemas.microsoft.com/office/word/2012/wordml" xmlns:w16cex="http://schemas.microsoft.com/office/word/2018/wordml/cex" xmlns:w16cid="http://schemas.microsoft.com/office/word/2016/wordml/cid" xmlns:w16="http://schemas.microsoft.com/office/word/2018/wordml" xmlns:w16sdtdh="http://schemas.microsoft.com/office/word/2020/wordml/sdtdatahash" xmlns:w16se="http://schemas.microsoft.com/office/word/2015/wordml/symex" xmlns:wpg="http://schemas.microsoft.com/office/word/2010/wordprocessingGroup" xmlns:wpi="http://schemas.microsoft.com/office/word/2010/wordprocessingInk" xmlns:wne="http://schemas.microsoft.com/office/word/2006/wordml" xmlns:wps="http://schemas.microsoft.com/office/word/2010/wordprocessingShape" mc:Ignorable="w14 w15 w16se w16cid w16 w16cex w16sdtdh wp14">
+<w:hdr xmlns:wpc="http://schemas.microsoft.com/office/word/2010/wordprocessingCanvas" xmlns:cx="http://schemas.microsoft.com/office/drawing/2014/chartex" xmlns:cx1="http://schemas.microsoft.com/office/drawing/2015/9/8/chartex" xmlns:cx2="http://schemas.microsoft.com/office/drawing/2015/10/21/chartex" xmlns:cx3="http://schemas.microsoft.com/office/drawing/2016/5/9/chartex" xmlns:cx4="http://schemas.microsoft.com/office/drawing/2016/5/10/chartex" xmlns:cx5="http://schemas.microsoft.com/office/drawing/2016/5/11/chartex" xmlns:cx6="http://schemas.microsoft.com/office/drawing/2016/5/12/chartex" xmlns:cx7="http://schemas.microsoft.com/office/drawing/2016/5/13/chartex" xmlns:cx8="http://schemas.microsoft.com/office/drawing/2016/5/14/chartex" xmlns:mc="http://schemas.openxmlformats.org/markup-compatibility/2006" xmlns:aink="http://schemas.microsoft.com/office/drawing/2016/ink" xmlns:am3d="http://schemas.microsoft.com/office/drawing/2017/model3d" xmlns:o="urn:schemas-microsoft-com:office:office" xmlns:oel="http://schemas.microsoft.com/office/2019/extlst" xmlns:r="http://schemas.openxmlformats.org/officeDocument/2006/relationships" xmlns:m="http://schemas.openxmlformats.org/officeDocument/2006/math" xmlns:v="urn:schemas-microsoft-com:vml" xmlns:wp14="http://schemas.microsoft.com/office/word/2010/wordprocessingDrawing" xmlns:wp="http://schemas.openxmlformats.org/drawingml/2006/wordprocessingDrawing" xmlns:w10="urn:schemas-microsoft-com:office:word" xmlns:w="http://schemas.openxmlformats.org/wordprocessingml/2006/main" xmlns:w14="http://schemas.microsoft.com/office/word/2010/wordml" xmlns:w15="http://schemas.microsoft.com/office/word/2012/wordml" xmlns:w16cex="http://schemas.microsoft.com/office/word/2018/wordml/cex" xmlns:w16cid="http://schemas.microsoft.com/office/word/2016/wordml/cid" xmlns:w16="http://schemas.microsoft.com/office/word/2018/wordml" xmlns:w16du="http://schemas.microsoft.com/office/word/2023/wordml/word16du" xmlns:w16sdtdh="http://schemas.microsoft.com/office/word/2020/wordml/sdtdatahash" xmlns:w16sdtfl="http://schemas.microsoft.com/office/word/2024/wordml/sdtformatlock" xmlns:w16se="http://schemas.microsoft.com/office/word/2015/wordml/symex" xmlns:wpg="http://schemas.microsoft.com/office/word/2010/wordprocessingGroup" xmlns:wpi="http://schemas.microsoft.com/office/word/2010/wordprocessingInk" xmlns:wne="http://schemas.microsoft.com/office/word/2006/wordml" xmlns:wps="http://schemas.microsoft.com/office/word/2010/wordprocessingShape" mc:Ignorable="w14 w15 w16se w16cid w16 w16cex w16sdtdh w16sdtfl w16du wp14">
   <w:p>
     <w:pPr>
       <w:pStyle w:val="Header"/>
@@ -798,7 +821,7 @@
 </file>
 
 <file path=word/header3.xml><?xml version="1.0" encoding="utf-8"?>
-<w:hdr xmlns:wpc="http://schemas.microsoft.com/office/word/2010/wordprocessingCanvas" xmlns:cx="http://schemas.microsoft.com/office/drawing/2014/chartex" xmlns:cx1="http://schemas.microsoft.com/office/drawing/2015/9/8/chartex" xmlns:cx2="http://schemas.microsoft.com/office/drawing/2015/10/21/chartex" xmlns:cx3="http://schemas.microsoft.com/office/drawing/2016/5/9/chartex" xmlns:cx4="http://schemas.microsoft.com/office/drawing/2016/5/10/chartex" xmlns:cx5="http://schemas.microsoft.com/office/drawing/2016/5/11/chartex" xmlns:cx6="http://schemas.microsoft.com/office/drawing/2016/5/12/chartex" xmlns:cx7="http://schemas.microsoft.com/office/drawing/2016/5/13/chartex" xmlns:cx8="http://schemas.microsoft.com/office/drawing/2016/5/14/chartex" xmlns:mc="http://schemas.openxmlformats.org/markup-compatibility/2006" xmlns:aink="http://schemas.microsoft.com/office/drawing/2016/ink" xmlns:am3d="http://schemas.microsoft.com/office/drawing/2017/model3d" xmlns:o="urn:schemas-microsoft-com:office:office" xmlns:oel="http://schemas.microsoft.com/office/2019/extlst" xmlns:r="http://schemas.openxmlformats.org/officeDocument/2006/relationships" xmlns:m="http://schemas.openxmlformats.org/officeDocument/2006/math" xmlns:v="urn:schemas-microsoft-com:vml" xmlns:wp14="http://schemas.microsoft.com/office/word/2010/wordprocessingDrawing" xmlns:wp="http://schemas.openxmlformats.org/drawingml/2006/wordprocessingDrawing" xmlns:w10="urn:schemas-microsoft-com:office:word" xmlns:w="http://schemas.openxmlformats.org/wordprocessingml/2006/main" xmlns:w14="http://schemas.microsoft.com/office/word/2010/wordml" xmlns:w15="http://schemas.microsoft.com/office/word/2012/wordml" xmlns:w16cex="http://schemas.microsoft.com/office/word/2018/wordml/cex" xmlns:w16cid="http://schemas.microsoft.com/office/word/2016/wordml/cid" xmlns:w16="http://schemas.microsoft.com/office/word/2018/wordml" xmlns:w16sdtdh="http://schemas.microsoft.com/office/word/2020/wordml/sdtdatahash" xmlns:w16se="http://schemas.microsoft.com/office/word/2015/wordml/symex" xmlns:wpg="http://schemas.microsoft.com/office/word/2010/wordprocessingGroup" xmlns:wpi="http://schemas.microsoft.com/office/word/2010/wordprocessingInk" xmlns:wne="http://schemas.microsoft.com/office/word/2006/wordml" xmlns:wps="http://schemas.microsoft.com/office/word/2010/wordprocessingShape" mc:Ignorable="w14 w15 w16se w16cid w16 w16cex w16sdtdh wp14">
+<w:hdr xmlns:wpc="http://schemas.microsoft.com/office/word/2010/wordprocessingCanvas" xmlns:cx="http://schemas.microsoft.com/office/drawing/2014/chartex" xmlns:cx1="http://schemas.microsoft.com/office/drawing/2015/9/8/chartex" xmlns:cx2="http://schemas.microsoft.com/office/drawing/2015/10/21/chartex" xmlns:cx3="http://schemas.microsoft.com/office/drawing/2016/5/9/chartex" xmlns:cx4="http://schemas.microsoft.com/office/drawing/2016/5/10/chartex" xmlns:cx5="http://schemas.microsoft.com/office/drawing/2016/5/11/chartex" xmlns:cx6="http://schemas.microsoft.com/office/drawing/2016/5/12/chartex" xmlns:cx7="http://schemas.microsoft.com/office/drawing/2016/5/13/chartex" xmlns:cx8="http://schemas.microsoft.com/office/drawing/2016/5/14/chartex" xmlns:mc="http://schemas.openxmlformats.org/markup-compatibility/2006" xmlns:aink="http://schemas.microsoft.com/office/drawing/2016/ink" xmlns:am3d="http://schemas.microsoft.com/office/drawing/2017/model3d" xmlns:o="urn:schemas-microsoft-com:office:office" xmlns:oel="http://schemas.microsoft.com/office/2019/extlst" xmlns:r="http://schemas.openxmlformats.org/officeDocument/2006/relationships" xmlns:m="http://schemas.openxmlformats.org/officeDocument/2006/math" xmlns:v="urn:schemas-microsoft-com:vml" xmlns:wp14="http://schemas.microsoft.com/office/word/2010/wordprocessingDrawing" xmlns:wp="http://schemas.openxmlformats.org/drawingml/2006/wordprocessingDrawing" xmlns:w10="urn:schemas-microsoft-com:office:word" xmlns:w="http://schemas.openxmlformats.org/wordprocessingml/2006/main" xmlns:w14="http://schemas.microsoft.com/office/word/2010/wordml" xmlns:w15="http://schemas.microsoft.com/office/word/2012/wordml" xmlns:w16cex="http://schemas.microsoft.com/office/word/2018/wordml/cex" xmlns:w16cid="http://schemas.microsoft.com/office/word/2016/wordml/cid" xmlns:w16="http://schemas.microsoft.com/office/word/2018/wordml" xmlns:w16du="http://schemas.microsoft.com/office/word/2023/wordml/word16du" xmlns:w16sdtdh="http://schemas.microsoft.com/office/word/2020/wordml/sdtdatahash" xmlns:w16sdtfl="http://schemas.microsoft.com/office/word/2024/wordml/sdtformatlock" xmlns:w16se="http://schemas.microsoft.com/office/word/2015/wordml/symex" xmlns:wpg="http://schemas.microsoft.com/office/word/2010/wordprocessingGroup" xmlns:wpi="http://schemas.microsoft.com/office/word/2010/wordprocessingInk" xmlns:wne="http://schemas.microsoft.com/office/word/2006/wordml" xmlns:wps="http://schemas.microsoft.com/office/word/2010/wordprocessingShape" mc:Ignorable="w14 w15 w16se w16cid w16 w16cex w16sdtdh w16sdtfl w16du wp14">
   <w:p>
     <w:pPr>
       <w:pStyle w:val="Header"/>
@@ -807,7 +830,7 @@
     <w:r>
       <w:tab/>
       <w:tab/>
-      <w:t>2026-06-17</w:t>
+      <w:t>2026-06-18</w:t>
       <w:br/>
       <w:br/>
     </w:r>
@@ -824,7 +847,7 @@
 </file>
 
 <file path=word/numbering.xml><?xml version="1.0" encoding="utf-8"?>
-<w:numbering xmlns:wpc="http://schemas.microsoft.com/office/word/2010/wordprocessingCanvas" xmlns:cx="http://schemas.microsoft.com/office/drawing/2014/chartex" xmlns:cx1="http://schemas.microsoft.com/office/drawing/2015/9/8/chartex" xmlns:cx2="http://schemas.microsoft.com/office/drawing/2015/10/21/chartex" xmlns:cx3="http://schemas.microsoft.com/office/drawing/2016/5/9/chartex" xmlns:cx4="http://schemas.microsoft.com/office/drawing/2016/5/10/chartex" xmlns:cx5="http://schemas.microsoft.com/office/drawing/2016/5/11/chartex" xmlns:cx6="http://schemas.microsoft.com/office/drawing/2016/5/12/chartex" xmlns:cx7="http://schemas.microsoft.com/office/drawing/2016/5/13/chartex" xmlns:cx8="http://schemas.microsoft.com/office/drawing/2016/5/14/chartex" xmlns:mc="http://schemas.openxmlformats.org/markup-compatibility/2006" xmlns:aink="http://schemas.microsoft.com/office/drawing/2016/ink" xmlns:am3d="http://schemas.microsoft.com/office/drawing/2017/model3d" xmlns:o="urn:schemas-microsoft-com:office:office" xmlns:oel="http://schemas.microsoft.com/office/2019/extlst" xmlns:r="http://schemas.openxmlformats.org/officeDocument/2006/relationships" xmlns:m="http://schemas.openxmlformats.org/officeDocument/2006/math" xmlns:v="urn:schemas-microsoft-com:vml" xmlns:wp14="http://schemas.microsoft.com/office/word/2010/wordprocessingDrawing" xmlns:wp="http://schemas.openxmlformats.org/drawingml/2006/wordprocessingDrawing" xmlns:w10="urn:schemas-microsoft-com:office:word" xmlns:w="http://schemas.openxmlformats.org/wordprocessingml/2006/main" xmlns:w14="http://schemas.microsoft.com/office/word/2010/wordml" xmlns:w15="http://schemas.microsoft.com/office/word/2012/wordml" xmlns:w16cex="http://schemas.microsoft.com/office/word/2018/wordml/cex" xmlns:w16cid="http://schemas.microsoft.com/office/word/2016/wordml/cid" xmlns:w16="http://schemas.microsoft.com/office/word/2018/wordml" xmlns:w16sdtdh="http://schemas.microsoft.com/office/word/2020/wordml/sdtdatahash" xmlns:w16se="http://schemas.microsoft.com/office/word/2015/wordml/symex" xmlns:wpg="http://schemas.microsoft.com/office/word/2010/wordprocessingGroup" xmlns:wpi="http://schemas.microsoft.com/office/word/2010/wordprocessingInk" xmlns:wne="http://schemas.microsoft.com/office/word/2006/wordml" xmlns:wps="http://schemas.microsoft.com/office/word/2010/wordprocessingShape" mc:Ignorable="w14 w15 w16se w16cid w16 w16cex w16sdtdh wp14">
+<w:numbering xmlns:wpc="http://schemas.microsoft.com/office/word/2010/wordprocessingCanvas" xmlns:cx="http://schemas.microsoft.com/office/drawing/2014/chartex" xmlns:cx1="http://schemas.microsoft.com/office/drawing/2015/9/8/chartex" xmlns:cx2="http://schemas.microsoft.com/office/drawing/2015/10/21/chartex" xmlns:cx3="http://schemas.microsoft.com/office/drawing/2016/5/9/chartex" xmlns:cx4="http://schemas.microsoft.com/office/drawing/2016/5/10/chartex" xmlns:cx5="http://schemas.microsoft.com/office/drawing/2016/5/11/chartex" xmlns:cx6="http://schemas.microsoft.com/office/drawing/2016/5/12/chartex" xmlns:cx7="http://schemas.microsoft.com/office/drawing/2016/5/13/chartex" xmlns:cx8="http://schemas.microsoft.com/office/drawing/2016/5/14/chartex" xmlns:mc="http://schemas.openxmlformats.org/markup-compatibility/2006" xmlns:aink="http://schemas.microsoft.com/office/drawing/2016/ink" xmlns:am3d="http://schemas.microsoft.com/office/drawing/2017/model3d" xmlns:o="urn:schemas-microsoft-com:office:office" xmlns:oel="http://schemas.microsoft.com/office/2019/extlst" xmlns:r="http://schemas.openxmlformats.org/officeDocument/2006/relationships" xmlns:m="http://schemas.openxmlformats.org/officeDocument/2006/math" xmlns:v="urn:schemas-microsoft-com:vml" xmlns:wp14="http://schemas.microsoft.com/office/word/2010/wordprocessingDrawing" xmlns:wp="http://schemas.openxmlformats.org/drawingml/2006/wordprocessingDrawing" xmlns:w10="urn:schemas-microsoft-com:office:word" xmlns:w="http://schemas.openxmlformats.org/wordprocessingml/2006/main" xmlns:w14="http://schemas.microsoft.com/office/word/2010/wordml" xmlns:w15="http://schemas.microsoft.com/office/word/2012/wordml" xmlns:w16cex="http://schemas.microsoft.com/office/word/2018/wordml/cex" xmlns:w16cid="http://schemas.microsoft.com/office/word/2016/wordml/cid" xmlns:w16="http://schemas.microsoft.com/office/word/2018/wordml" xmlns:w16du="http://schemas.microsoft.com/office/word/2023/wordml/word16du" xmlns:w16sdtdh="http://schemas.microsoft.com/office/word/2020/wordml/sdtdatahash" xmlns:w16sdtfl="http://schemas.microsoft.com/office/word/2024/wordml/sdtformatlock" xmlns:w16se="http://schemas.microsoft.com/office/word/2015/wordml/symex" xmlns:wpg="http://schemas.microsoft.com/office/word/2010/wordprocessingGroup" xmlns:wpi="http://schemas.microsoft.com/office/word/2010/wordprocessingInk" xmlns:wne="http://schemas.microsoft.com/office/word/2006/wordml" xmlns:wps="http://schemas.microsoft.com/office/word/2010/wordprocessingShape" mc:Ignorable="w14 w15 w16se w16cid w16 w16cex w16sdtdh w16sdtfl w16du wp14">
   <w:abstractNum w:abstractNumId="0" w15:restartNumberingAfterBreak="0">
     <w:nsid w:val="FFFFFF7C"/>
     <w:multiLevelType w:val="singleLevel"/>
@@ -1027,7 +1050,7 @@
 </file>
 
 <file path=word/styles.xml><?xml version="1.0" encoding="utf-8"?>
-<w:styles xmlns:mc="http://schemas.openxmlformats.org/markup-compatibility/2006" xmlns:r="http://schemas.openxmlformats.org/officeDocument/2006/relationships" xmlns:w="http://schemas.openxmlformats.org/wordprocessingml/2006/main" xmlns:w14="http://schemas.microsoft.com/office/word/2010/wordml" xmlns:w15="http://schemas.microsoft.com/office/word/2012/wordml" xmlns:w16cex="http://schemas.microsoft.com/office/word/2018/wordml/cex" xmlns:w16cid="http://schemas.microsoft.com/office/word/2016/wordml/cid" xmlns:w16="http://schemas.microsoft.com/office/word/2018/wordml" xmlns:w16sdtdh="http://schemas.microsoft.com/office/word/2020/wordml/sdtdatahash" xmlns:w16se="http://schemas.microsoft.com/office/word/2015/wordml/symex" mc:Ignorable="w14 w15 w16se w16cid w16 w16cex w16sdtdh">
+<w:styles xmlns:mc="http://schemas.openxmlformats.org/markup-compatibility/2006" xmlns:r="http://schemas.openxmlformats.org/officeDocument/2006/relationships" xmlns:w="http://schemas.openxmlformats.org/wordprocessingml/2006/main" xmlns:w14="http://schemas.microsoft.com/office/word/2010/wordml" xmlns:w15="http://schemas.microsoft.com/office/word/2012/wordml" xmlns:w16cex="http://schemas.microsoft.com/office/word/2018/wordml/cex" xmlns:w16cid="http://schemas.microsoft.com/office/word/2016/wordml/cid" xmlns:w16="http://schemas.microsoft.com/office/word/2018/wordml" xmlns:w16du="http://schemas.microsoft.com/office/word/2023/wordml/word16du" xmlns:w16sdtdh="http://schemas.microsoft.com/office/word/2020/wordml/sdtdatahash" xmlns:w16sdtfl="http://schemas.microsoft.com/office/word/2024/wordml/sdtformatlock" xmlns:w16se="http://schemas.microsoft.com/office/word/2015/wordml/symex" mc:Ignorable="w14 w15 w16se w16cid w16 w16cex w16sdtdh w16sdtfl w16du">
   <w:docDefaults>
     <w:rPrDefault>
       <w:rPr>
@@ -1785,7 +1808,7 @@
     <w:link w:val="TitleChar"/>
     <w:uiPriority w:val="10"/>
     <w:qFormat/>
-    <w:rsid w:val="007106C8"/>
+    <w:rsid w:val="00E854FA"/>
     <w:pPr>
       <w:spacing w:after="300" w:line="240" w:lineRule="auto"/>
       <w:contextualSpacing/>
@@ -1795,7 +1818,7 @@
       <w:rFonts w:eastAsiaTheme="majorEastAsia" w:cstheme="majorBidi"/>
       <w:spacing w:val="5"/>
       <w:kern w:val="28"/>
-      <w:sz w:val="52"/>
+      <w:sz w:val="40"/>
       <w:szCs w:val="52"/>
       <w:lang w:val="sv-SE" w:eastAsia="en-US" w:bidi="ar-SA"/>
     </w:rPr>
@@ -1805,12 +1828,12 @@
     <w:basedOn w:val="DefaultParagraphFont"/>
     <w:link w:val="Title"/>
     <w:uiPriority w:val="10"/>
-    <w:rsid w:val="007106C8"/>
+    <w:rsid w:val="00E854FA"/>
     <w:rPr>
       <w:rFonts w:ascii="Times New Roman" w:eastAsiaTheme="majorEastAsia" w:hAnsi="Times New Roman" w:cstheme="majorBidi"/>
       <w:spacing w:val="5"/>
       <w:kern w:val="28"/>
-      <w:sz w:val="52"/>
+      <w:sz w:val="40"/>
       <w:szCs w:val="52"/>
       <w:lang w:val="sv-SE" w:eastAsia="en-US" w:bidi="ar-SA"/>
     </w:rPr>

--- a/klagomål/A 27290-2026 FSC-klagomål.docx
+++ b/klagomål/A 27290-2026 FSC-klagomål.docx
@@ -830,7 +830,7 @@
     <w:r>
       <w:tab/>
       <w:tab/>
-      <w:t>2026-06-18</w:t>
+      <w:t>2026-06-19</w:t>
       <w:br/>
       <w:br/>
     </w:r>

--- a/klagomål/A 27290-2026 FSC-klagomål.docx
+++ b/klagomål/A 27290-2026 FSC-klagomål.docx
@@ -830,7 +830,7 @@
     <w:r>
       <w:tab/>
       <w:tab/>
-      <w:t>2026-06-19</w:t>
+      <w:t>2026-06-20</w:t>
       <w:br/>
       <w:br/>
     </w:r>

--- a/klagomål/A 27290-2026 FSC-klagomål.docx
+++ b/klagomål/A 27290-2026 FSC-klagomål.docx
@@ -168,38 +168,7 @@
     </w:p>
     <w:p>
       <w:r>
-        <w:t>Detta dokument behandlar höga naturvärden i avverkningsanmälan A 27290-2026 i Borgholms kommun som inkom 2026-06-15 och omfattar 4,1 ha.</w:t>
-      </w:r>
-    </w:p>
-    <w:p>
-      <w:r>
-        <w:t>Nedan presenteras fynd av naturvårdsarter och fridlysta arter som gjorts i det avverkningsanmälda området, samt relevanta utdrag ur standarderna för FSC, Chain of Custody, Controlled Wood och PEFC. I BILAGA 1 finns artfakta om fridlysta arter.</w:t>
-      </w:r>
-    </w:p>
-    <w:p>
-      <w:r>
-        <w:t>Vi förväntar oss att ni återkommer med ett skriftligt svar på vårt klagomål och även beskriver vilka korrigerande åtgärder ni satt in för att rätta till identifierade brister i er efterlevnad av den svenska FSC standarden.</w:t>
-      </w:r>
-    </w:p>
-    <w:p>
-      <w:pPr>
-        <w:pStyle w:val="Heading1"/>
-      </w:pPr>
-      <w:r>
-        <w:t>Naturvårdsarter</w:t>
-      </w:r>
-    </w:p>
-    <w:p>
-      <w:r>
-        <w:t>I och inom 25 meter från avverkningsanmälan har följande 4 naturvårdsarter hittats: ask (EN), gotlandsmåra (VU), skogsknipprot (S, T, §8) och havsörn (§4). Av dessa är 2 rödlistade. För rödlistade arter har rödlistekategorin angivits inom parentes. Arter som är signalarter enligt Skogsstyrelsen har markerats med (S). Typiska arter inom Natura 2000 som är kopplade till skogsekosystem har markerats med (T). För fridlysta arter anges även paragrafen i Artskyddsförordningen som arten är fridlyst enligt.</w:t>
-      </w:r>
-    </w:p>
-    <w:p>
-      <w:r>
-        <w:t>De påträffade naturvårdsarterna är ett tydligt kvitto på att det rör sig om en skog med höga naturvärden.</w:t>
-      </w:r>
-      <w:r>
-        <w:t xml:space="preserve"> I Figur 1 visas fyndplatser för naturvårdsarter i området, som finns registrerade på Artportalen.</w:t>
+        <w:t>Detta klagomål behandlar höga naturvärden i avverkningsanmälan A 27290-2026 i Borgholms kommun som inkom 2026-06-15 och omfattar 4,1 ha.</w:t>
       </w:r>
     </w:p>
     <w:p>
@@ -247,34 +216,35 @@
         <w:spacing w:after="240"/>
       </w:pPr>
       <w:r>
-        <w:t>Figur 1. Fyndplatser för naturvårdsarter i och inom 25 meter från avverkningsanmälan (röd linje). Markörer utan svart kant är placerade på fyndplatsen. Markörer med svart kant är placerade vid sidan av fyndplatsen och har ett svart streck som visar fyndplatsens exakta position. Kartans mittpunktskoordinat är N 6343946, E 619076 i SWEREF 99 TM.</w:t>
+        <w:t>Figur 1. Fyndplatser för naturvårdsarter i och inom 25 meter från avverkningsanmälan. Markörer utan svart kant är placerade på fyndplatsen. Markörer med svart kant är placerade vid sidan av fyndplatsen har ett svart streck som visar fyndplatsens exakta position. Kartans mittpunktskoordinat är N 6343946, E 619076 i SWEREF 99 TM.</w:t>
+      </w:r>
+    </w:p>
+    <w:p>
+      <w:r>
+        <w:t>I och inom 25 meter från avverkningsanmälan finns fynd av 4 naturvårdsarter, varav 2 är rödlistade, 2 är fridlysta, 1 är typisk (T) och 1 är signalart (S): ask (EN), gotlandsmåra (VU), skogsknipprot (S, T, §8) och havsörn (§4). Se Figur 1.</w:t>
+      </w:r>
+    </w:p>
+    <w:p>
+      <w:r>
+        <w:t>Nedan presenteras relevanta utdrag ur standarderna för FSC, Chain of Custody, Controlled Wood och PEFC.</w:t>
+      </w:r>
+    </w:p>
+    <w:p>
+      <w:r>
+        <w:t>Vi förväntar oss att ni återkommer med ett skriftligt svar på vårt klagomål och även beskriver vilka korrigerande åtgärder ni satt in för att rätta till identifierade brister i er efterlevnad av den svenska FSC standarden.</w:t>
       </w:r>
     </w:p>
     <w:p>
       <w:pPr>
-        <w:pStyle w:val="Heading2"/>
+        <w:pStyle w:val="Heading1"/>
       </w:pPr>
       <w:r>
-        <w:t>Fridlysta arter</w:t>
+        <w:t>Naturvårdsarter och fridlysta arter</w:t>
       </w:r>
     </w:p>
     <w:p>
       <w:r>
-        <w:t>Följande fridlysta arter har sina livsmiljöer och växtplatser i den avverkningsanmälda skogen: skogsknipprot (S, T, §8) och havsörn (§4).</w:t>
-      </w:r>
-    </w:p>
-    <w:p>
-      <w:r>
-        <w:t xml:space="preserve">Observera att medlemsländerna är skyldiga att agera i enlighet med EU:s fågeldirektiv där det uttryckligen står att direktivet gäller för fåglar samt för deras ägg, bon och </w:t>
-      </w:r>
-      <w:r>
-        <w:rPr>
-          <w:b/>
-        </w:rPr>
-        <w:t xml:space="preserve">livsmiljöer </w:t>
-      </w:r>
-      <w:r>
-        <w:t>(artikel 1). Vidare att de åtgärder som vidtas inte får leda till en försämring av den nuvarande situationen beträffande bevarandet av de fågelarter som avses i artikel 1 (artikel 13). Fågeldirektivet är styrande för tillsynsansvariga myndigheters ärendehantering, ställningstaganden och beslutsfattande.</w:t>
+        <w:t>Nedan följer beskrivningar av de naturvårdsarter och fridlysta arter som har sina livsmiljöer och växtplatser i den avverkningsanmälda skogen. Se även ytterligare artfakta i BILAGA 1. De påträffade naturvårdsarterna är ett tydligt kvitto på att det rör sig om en skog med höga naturvärden.</w:t>
       </w:r>
     </w:p>
     <w:p>
@@ -282,10 +252,10 @@
         <w:rPr>
           <w:b/>
         </w:rPr>
-        <w:t>Havsörn (§4)</w:t>
+        <w:t>Ask (EN)</w:t>
       </w:r>
       <w:r>
-        <w:t xml:space="preserve"> omfattas av bilaga 1 EU:s fågeldirektiv. Skyddandet av befintliga bon måste upprätthållas och i samband med skogsavverkning bör en skyddszon på minst 100 meters radie runt boplatsen lämnas intakt. Under häckningsperioden (1 januari till 15 augusti) är havsörnen störningskänslig och inga skogsbruksåtgärder eller annan störande verksamhet får förekomma närmare än 500 m från boet under den tiden. För att åstadkomma en succession av lämpliga boträd för kommande generationer av havsörnar behöver ett betydligt större antal s.k. evighetsträd sparas vid avverkningar redan idag (SLU Artdatabanken, 2026; Skogsstyrelsen, 2016).</w:t>
+        <w:t xml:space="preserve"> växer naturligt på frisk till fuktig, näringsrik, mullrik mark, gärna med rörligt, ytnära grundvatten. Asken är mycket viktig för den biologiska mångfalden och den är värd för minst 213 arter i olika organismgrupper, av vilka åtminstone 42 är askspecialister, ytterligare 8 arter förekommer endast på ask och alm. Bland dessa kan nämnas asknätfjäril (EN, §4a), askvårtlav (EN) och askpraktbagge (NT). Det finns en ökad risk att dessa arter försvinner när populationen av ask minskar. Asken är kraftigt drabbad av askskottsjukan, men angripna askar bör inte avverkas eftersom det är så många andra arter knutna till ask, såväl till döda som till levande träd. Eftersom sjukdomen är vindspridd så finns den redan nästan överallt där det finns askar, och till skillnad från almsjukan så förhindrar eller försvårar man inte spridningen genom att ta bort träd. Asken är globalt rödlistad som nära hotad (NT) vilket medför ett internationellt ansvar för arten (SLU Artdatabanken, 2026; IUCN, 2017).</w:t>
       </w:r>
     </w:p>
     <w:p>
@@ -310,26 +280,13 @@
     </w:p>
     <w:p>
       <w:r>
-        <w:t>I BILAGA 1 finns mer detaljerad information om ekologi samt krav på livsmiljö hos fridlysta arter.</w:t>
-      </w:r>
-    </w:p>
-    <w:p>
-      <w:pPr>
-        <w:pStyle w:val="Heading2"/>
-      </w:pPr>
-      <w:r>
-        <w:t>Övriga naturvårdsarter</w:t>
-      </w:r>
-    </w:p>
-    <w:p>
-      <w:r>
         <w:rPr>
           <w:b/>
         </w:rPr>
-        <w:t>Ask (EN)</w:t>
+        <w:t>Havsörn (§4)</w:t>
       </w:r>
       <w:r>
-        <w:t xml:space="preserve"> växer naturligt på frisk till fuktig, näringsrik, mullrik mark, gärna med rörligt, ytnära grundvatten. Asken är mycket viktig för den biologiska mångfalden och den är värd för minst 213 arter i olika organismgrupper, av vilka åtminstone 42 är askspecialister, ytterligare 8 arter förekommer endast på ask och alm. Bland dessa kan nämnas asknätfjäril (EN, §4a), askvårtlav (EN) och askpraktbagge (NT). Det finns en ökad risk att dessa arter försvinner när populationen av ask minskar. Asken är kraftigt drabbad av askskottsjukan, men angripna askar bör inte avverkas eftersom det är så många andra arter knutna till ask, såväl till döda som till levande träd. Eftersom sjukdomen är vindspridd så finns den redan nästan överallt där det finns askar, och till skillnad från almsjukan så förhindrar eller försvårar man inte spridningen genom att ta bort träd. Asken är globalt rödlistad som nära hotad (NT) vilket medför ett internationellt ansvar för arten (SLU Artdatabanken, 2026; IUCN, 2017).</w:t>
+        <w:t xml:space="preserve"> omfattas av bilaga 1 EU:s fågeldirektiv. Skyddandet av befintliga bon måste upprätthållas och i samband med skogsavverkning bör en skyddszon på minst 100 meters radie runt boplatsen lämnas intakt. Under häckningsperioden (1 januari till 15 augusti) är havsörnen störningskänslig och inga skogsbruksåtgärder eller annan störande verksamhet får förekomma närmare än 500 m från boet under den tiden. För att åstadkomma en succession av lämpliga boträd för kommande generationer av havsörnar behöver ett betydligt större antal s.k. evighetsträd sparas vid avverkningar redan idag (SLU Artdatabanken, 2026; Skogsstyrelsen, 2016).</w:t>
       </w:r>
     </w:p>
     <w:p>
@@ -830,7 +787,7 @@
     <w:r>
       <w:tab/>
       <w:tab/>
-      <w:t>2026-06-20</w:t>
+      <w:t>2026-06-21</w:t>
       <w:br/>
       <w:br/>
     </w:r>

--- a/klagomål/A 27290-2026 FSC-klagomål.docx
+++ b/klagomål/A 27290-2026 FSC-klagomål.docx
@@ -787,7 +787,7 @@
     <w:r>
       <w:tab/>
       <w:tab/>
-      <w:t>2026-06-21</w:t>
+      <w:t>2026-06-22</w:t>
       <w:br/>
       <w:br/>
     </w:r>

--- a/klagomål/A 27290-2026 FSC-klagomål.docx
+++ b/klagomål/A 27290-2026 FSC-klagomål.docx
@@ -787,7 +787,7 @@
     <w:r>
       <w:tab/>
       <w:tab/>
-      <w:t>2026-06-22</w:t>
+      <w:t>2026-06-23</w:t>
       <w:br/>
       <w:br/>
     </w:r>

--- a/klagomål/A 27290-2026 FSC-klagomål.docx
+++ b/klagomål/A 27290-2026 FSC-klagomål.docx
@@ -787,7 +787,7 @@
     <w:r>
       <w:tab/>
       <w:tab/>
-      <w:t>2026-06-23</w:t>
+      <w:t>2026-06-24</w:t>
       <w:br/>
       <w:br/>
     </w:r>

--- a/klagomål/A 27290-2026 FSC-klagomål.docx
+++ b/klagomål/A 27290-2026 FSC-klagomål.docx
@@ -787,7 +787,7 @@
     <w:r>
       <w:tab/>
       <w:tab/>
-      <w:t>2026-06-24</w:t>
+      <w:t>2026-06-25</w:t>
       <w:br/>
       <w:br/>
     </w:r>

--- a/klagomål/A 27290-2026 FSC-klagomål.docx
+++ b/klagomål/A 27290-2026 FSC-klagomål.docx
@@ -787,7 +787,7 @@
     <w:r>
       <w:tab/>
       <w:tab/>
-      <w:t>2026-06-25</w:t>
+      <w:t>2026-06-26</w:t>
       <w:br/>
       <w:br/>
     </w:r>

--- a/klagomål/A 27290-2026 FSC-klagomål.docx
+++ b/klagomål/A 27290-2026 FSC-klagomål.docx
@@ -787,7 +787,7 @@
     <w:r>
       <w:tab/>
       <w:tab/>
-      <w:t>2026-06-26</w:t>
+      <w:t>2026-06-27</w:t>
       <w:br/>
       <w:br/>
     </w:r>

--- a/klagomål/A 27290-2026 FSC-klagomål.docx
+++ b/klagomål/A 27290-2026 FSC-klagomål.docx
@@ -787,7 +787,7 @@
     <w:r>
       <w:tab/>
       <w:tab/>
-      <w:t>2026-06-27</w:t>
+      <w:t>2026-06-28</w:t>
       <w:br/>
       <w:br/>
     </w:r>

--- a/klagomål/A 27290-2026 FSC-klagomål.docx
+++ b/klagomål/A 27290-2026 FSC-klagomål.docx
@@ -787,7 +787,7 @@
     <w:r>
       <w:tab/>
       <w:tab/>
-      <w:t>2026-06-28</w:t>
+      <w:t>2026-06-29</w:t>
       <w:br/>
       <w:br/>
     </w:r>

--- a/klagomål/A 27290-2026 FSC-klagomål.docx
+++ b/klagomål/A 27290-2026 FSC-klagomål.docx
@@ -787,7 +787,7 @@
     <w:r>
       <w:tab/>
       <w:tab/>
-      <w:t>2026-06-29</w:t>
+      <w:t>2026-06-30</w:t>
       <w:br/>
       <w:br/>
     </w:r>

--- a/klagomål/A 27290-2026 FSC-klagomål.docx
+++ b/klagomål/A 27290-2026 FSC-klagomål.docx
@@ -787,7 +787,7 @@
     <w:r>
       <w:tab/>
       <w:tab/>
-      <w:t>2026-06-30</w:t>
+      <w:t>2026-07-01</w:t>
       <w:br/>
       <w:br/>
     </w:r>

--- a/klagomål/A 27290-2026 FSC-klagomål.docx
+++ b/klagomål/A 27290-2026 FSC-klagomål.docx
@@ -787,7 +787,7 @@
     <w:r>
       <w:tab/>
       <w:tab/>
-      <w:t>2026-07-01</w:t>
+      <w:t>2026-07-02</w:t>
       <w:br/>
       <w:br/>
     </w:r>

--- a/klagomål/A 27290-2026 FSC-klagomål.docx
+++ b/klagomål/A 27290-2026 FSC-klagomål.docx
@@ -787,7 +787,7 @@
     <w:r>
       <w:tab/>
       <w:tab/>
-      <w:t>2026-07-13</w:t>
+      <w:t>2026-07-14</w:t>
       <w:br/>
       <w:br/>
     </w:r>

--- a/klagomål/A 27290-2026 FSC-klagomål.docx
+++ b/klagomål/A 27290-2026 FSC-klagomål.docx
@@ -787,7 +787,7 @@
     <w:r>
       <w:tab/>
       <w:tab/>
-      <w:t>2026-07-14</w:t>
+      <w:t>2026-07-15</w:t>
       <w:br/>
       <w:br/>
     </w:r>

--- a/klagomål/A 27290-2026 FSC-klagomål.docx
+++ b/klagomål/A 27290-2026 FSC-klagomål.docx
@@ -787,7 +787,7 @@
     <w:r>
       <w:tab/>
       <w:tab/>
-      <w:t>2026-07-15</w:t>
+      <w:t>2026-07-16</w:t>
       <w:br/>
       <w:br/>
     </w:r>

--- a/klagomål/A 27290-2026 FSC-klagomål.docx
+++ b/klagomål/A 27290-2026 FSC-klagomål.docx
@@ -787,7 +787,7 @@
     <w:r>
       <w:tab/>
       <w:tab/>
-      <w:t>2026-07-16</w:t>
+      <w:t>2026-07-17</w:t>
       <w:br/>
       <w:br/>
     </w:r>

--- a/klagomål/A 27290-2026 FSC-klagomål.docx
+++ b/klagomål/A 27290-2026 FSC-klagomål.docx
@@ -787,7 +787,7 @@
     <w:r>
       <w:tab/>
       <w:tab/>
-      <w:t>2026-07-17</w:t>
+      <w:t>2026-07-18</w:t>
       <w:br/>
       <w:br/>
     </w:r>

--- a/klagomål/A 27290-2026 FSC-klagomål.docx
+++ b/klagomål/A 27290-2026 FSC-klagomål.docx
@@ -787,7 +787,7 @@
     <w:r>
       <w:tab/>
       <w:tab/>
-      <w:t>2026-07-18</w:t>
+      <w:t>2026-07-19</w:t>
       <w:br/>
       <w:br/>
     </w:r>

--- a/klagomål/A 27290-2026 FSC-klagomål.docx
+++ b/klagomål/A 27290-2026 FSC-klagomål.docx
@@ -787,7 +787,7 @@
     <w:r>
       <w:tab/>
       <w:tab/>
-      <w:t>2026-07-19</w:t>
+      <w:t>2026-07-20</w:t>
       <w:br/>
       <w:br/>
     </w:r>

--- a/klagomål/A 27290-2026 FSC-klagomål.docx
+++ b/klagomål/A 27290-2026 FSC-klagomål.docx
@@ -787,7 +787,7 @@
     <w:r>
       <w:tab/>
       <w:tab/>
-      <w:t>2026-07-20</w:t>
+      <w:t>2026-07-21</w:t>
       <w:br/>
       <w:br/>
     </w:r>

--- a/klagomål/A 27290-2026 FSC-klagomål.docx
+++ b/klagomål/A 27290-2026 FSC-klagomål.docx
@@ -787,7 +787,7 @@
     <w:r>
       <w:tab/>
       <w:tab/>
-      <w:t>2026-07-21</w:t>
+      <w:t>2026-07-22</w:t>
       <w:br/>
       <w:br/>
     </w:r>

--- a/klagomål/A 27290-2026 FSC-klagomål.docx
+++ b/klagomål/A 27290-2026 FSC-klagomål.docx
@@ -787,7 +787,7 @@
     <w:r>
       <w:tab/>
       <w:tab/>
-      <w:t>2026-07-22</w:t>
+      <w:t>2026-07-23</w:t>
       <w:br/>
       <w:br/>
     </w:r>

--- a/klagomål/A 27290-2026 FSC-klagomål.docx
+++ b/klagomål/A 27290-2026 FSC-klagomål.docx
@@ -787,7 +787,7 @@
     <w:r>
       <w:tab/>
       <w:tab/>
-      <w:t>2026-07-23</w:t>
+      <w:t>2026-07-24</w:t>
       <w:br/>
       <w:br/>
     </w:r>

--- a/klagomål/A 27290-2026 FSC-klagomål.docx
+++ b/klagomål/A 27290-2026 FSC-klagomål.docx
@@ -787,7 +787,7 @@
     <w:r>
       <w:tab/>
       <w:tab/>
-      <w:t>2026-07-24</w:t>
+      <w:t>2026-07-25</w:t>
       <w:br/>
       <w:br/>
     </w:r>

--- a/klagomål/A 27290-2026 FSC-klagomål.docx
+++ b/klagomål/A 27290-2026 FSC-klagomål.docx
@@ -787,7 +787,7 @@
     <w:r>
       <w:tab/>
       <w:tab/>
-      <w:t>2026-07-25</w:t>
+      <w:t>2026-07-26</w:t>
       <w:br/>
       <w:br/>
     </w:r>

--- a/klagomål/A 27290-2026 FSC-klagomål.docx
+++ b/klagomål/A 27290-2026 FSC-klagomål.docx
@@ -787,7 +787,7 @@
     <w:r>
       <w:tab/>
       <w:tab/>
-      <w:t>2026-07-26</w:t>
+      <w:t>2026-07-27</w:t>
       <w:br/>
       <w:br/>
     </w:r>

--- a/klagomål/A 27290-2026 FSC-klagomål.docx
+++ b/klagomål/A 27290-2026 FSC-klagomål.docx
@@ -787,7 +787,7 @@
     <w:r>
       <w:tab/>
       <w:tab/>
-      <w:t>2026-07-27</w:t>
+      <w:t>2026-07-28</w:t>
       <w:br/>
       <w:br/>
     </w:r>

--- a/klagomål/A 27290-2026 FSC-klagomål.docx
+++ b/klagomål/A 27290-2026 FSC-klagomål.docx
@@ -787,7 +787,7 @@
     <w:r>
       <w:tab/>
       <w:tab/>
-      <w:t>2026-07-28</w:t>
+      <w:t>2026-07-29</w:t>
       <w:br/>
       <w:br/>
     </w:r>

--- a/klagomål/A 27290-2026 FSC-klagomål.docx
+++ b/klagomål/A 27290-2026 FSC-klagomål.docx
@@ -787,7 +787,7 @@
     <w:r>
       <w:tab/>
       <w:tab/>
-      <w:t>2026-07-29</w:t>
+      <w:t>2026-07-30</w:t>
       <w:br/>
       <w:br/>
     </w:r>

--- a/klagomål/A 27290-2026 FSC-klagomål.docx
+++ b/klagomål/A 27290-2026 FSC-klagomål.docx
@@ -787,7 +787,7 @@
     <w:r>
       <w:tab/>
       <w:tab/>
-      <w:t>2026-07-30</w:t>
+      <w:t>2026-07-31</w:t>
       <w:br/>
       <w:br/>
     </w:r>

--- a/klagomål/A 27290-2026 FSC-klagomål.docx
+++ b/klagomål/A 27290-2026 FSC-klagomål.docx
@@ -787,7 +787,7 @@
     <w:r>
       <w:tab/>
       <w:tab/>
-      <w:t>2026-07-31</w:t>
+      <w:t>2026-08-01</w:t>
       <w:br/>
       <w:br/>
     </w:r>

--- a/klagomål/A 27290-2026 FSC-klagomål.docx
+++ b/klagomål/A 27290-2026 FSC-klagomål.docx
@@ -787,7 +787,7 @@
     <w:r>
       <w:tab/>
       <w:tab/>
-      <w:t>2026-08-01</w:t>
+      <w:t>2026-08-02</w:t>
       <w:br/>
       <w:br/>
     </w:r>

--- a/klagomål/A 27290-2026 FSC-klagomål.docx
+++ b/klagomål/A 27290-2026 FSC-klagomål.docx
@@ -787,7 +787,7 @@
     <w:r>
       <w:tab/>
       <w:tab/>
-      <w:t>2026-08-02</w:t>
+      <w:t>2026-08-03</w:t>
       <w:br/>
       <w:br/>
     </w:r>

--- a/klagomål/A 27290-2026 FSC-klagomål.docx
+++ b/klagomål/A 27290-2026 FSC-klagomål.docx
@@ -787,7 +787,7 @@
     <w:r>
       <w:tab/>
       <w:tab/>
-      <w:t>2026-08-03</w:t>
+      <w:t>2026-08-04</w:t>
       <w:br/>
       <w:br/>
     </w:r>

--- a/klagomål/A 27290-2026 FSC-klagomål.docx
+++ b/klagomål/A 27290-2026 FSC-klagomål.docx
@@ -787,7 +787,7 @@
     <w:r>
       <w:tab/>
       <w:tab/>
-      <w:t>2026-08-04</w:t>
+      <w:t>2026-08-05</w:t>
       <w:br/>
       <w:br/>
     </w:r>

--- a/klagomål/A 27290-2026 FSC-klagomål.docx
+++ b/klagomål/A 27290-2026 FSC-klagomål.docx
@@ -787,7 +787,7 @@
     <w:r>
       <w:tab/>
       <w:tab/>
-      <w:t>2026-08-05</w:t>
+      <w:t>2026-08-07</w:t>
       <w:br/>
       <w:br/>
     </w:r>

--- a/klagomål/A 27290-2026 FSC-klagomål.docx
+++ b/klagomål/A 27290-2026 FSC-klagomål.docx
@@ -787,7 +787,7 @@
     <w:r>
       <w:tab/>
       <w:tab/>
-      <w:t>2026-08-07</w:t>
+      <w:t>2026-08-08</w:t>
       <w:br/>
       <w:br/>
     </w:r>

--- a/klagomål/A 27290-2026 FSC-klagomål.docx
+++ b/klagomål/A 27290-2026 FSC-klagomål.docx
@@ -216,7 +216,7 @@
         <w:spacing w:after="240"/>
       </w:pPr>
       <w:r>
-        <w:t>Figur 1. Fyndplatser för naturvårdsarter i och inom 25 meter från avverkningsanmälan. Markörer utan svart kant är placerade på fyndplatsen. Markörer med svart kant är placerade vid sidan av fyndplatsen har ett svart streck som visar fyndplatsens exakta position. Kartans mittpunktskoordinat är N 6343946, E 619076 i SWEREF 99 TM.</w:t>
+        <w:t>Figur 1. Fyndplatser för naturvårdsarter i och inom 25 meter från avverkningsanmälan. Markörer utan svart kant är placerade på fyndplatsen. Markörer med svart kant är placerade vid sidan av fyndplatsen och har ett svart streck som visar fyndplatsens exakta position. Kartans mittpunktskoordinat är N 6343946, E 619076 i SWEREF 99 TM.</w:t>
       </w:r>
     </w:p>
     <w:p>
@@ -787,7 +787,7 @@
     <w:r>
       <w:tab/>
       <w:tab/>
-      <w:t>2026-08-14</w:t>
+      <w:t>2026-08-15</w:t>
       <w:br/>
       <w:br/>
     </w:r>

--- a/klagomål/A 27290-2026 FSC-klagomål.docx
+++ b/klagomål/A 27290-2026 FSC-klagomål.docx
@@ -787,7 +787,7 @@
     <w:r>
       <w:tab/>
       <w:tab/>
-      <w:t>2026-08-15</w:t>
+      <w:t>2026-08-16</w:t>
       <w:br/>
       <w:br/>
     </w:r>

--- a/klagomål/A 27290-2026 FSC-klagomål.docx
+++ b/klagomål/A 27290-2026 FSC-klagomål.docx
@@ -787,7 +787,7 @@
     <w:r>
       <w:tab/>
       <w:tab/>
-      <w:t>2026-08-16</w:t>
+      <w:t>2026-08-17</w:t>
       <w:br/>
       <w:br/>
     </w:r>

--- a/klagomål/A 27290-2026 FSC-klagomål.docx
+++ b/klagomål/A 27290-2026 FSC-klagomål.docx
@@ -787,7 +787,7 @@
     <w:r>
       <w:tab/>
       <w:tab/>
-      <w:t>2026-08-17</w:t>
+      <w:t>2026-08-18</w:t>
       <w:br/>
       <w:br/>
     </w:r>

--- a/klagomål/A 27290-2026 FSC-klagomål.docx
+++ b/klagomål/A 27290-2026 FSC-klagomål.docx
@@ -787,7 +787,7 @@
     <w:r>
       <w:tab/>
       <w:tab/>
-      <w:t>2026-08-18</w:t>
+      <w:t>2026-08-19</w:t>
       <w:br/>
       <w:br/>
     </w:r>

--- a/klagomål/A 27290-2026 FSC-klagomål.docx
+++ b/klagomål/A 27290-2026 FSC-klagomål.docx
@@ -787,7 +787,7 @@
     <w:r>
       <w:tab/>
       <w:tab/>
-      <w:t>2026-08-19</w:t>
+      <w:t>2026-08-20</w:t>
       <w:br/>
       <w:br/>
     </w:r>

--- a/klagomål/A 27290-2026 FSC-klagomål.docx
+++ b/klagomål/A 27290-2026 FSC-klagomål.docx
@@ -787,7 +787,7 @@
     <w:r>
       <w:tab/>
       <w:tab/>
-      <w:t>2026-08-20</w:t>
+      <w:t>2026-08-21</w:t>
       <w:br/>
       <w:br/>
     </w:r>

--- a/klagomål/A 27290-2026 FSC-klagomål.docx
+++ b/klagomål/A 27290-2026 FSC-klagomål.docx
@@ -787,7 +787,7 @@
     <w:r>
       <w:tab/>
       <w:tab/>
-      <w:t>2026-08-21</w:t>
+      <w:t>2026-08-22</w:t>
       <w:br/>
       <w:br/>
     </w:r>

--- a/klagomål/A 27290-2026 FSC-klagomål.docx
+++ b/klagomål/A 27290-2026 FSC-klagomål.docx
@@ -787,7 +787,7 @@
     <w:r>
       <w:tab/>
       <w:tab/>
-      <w:t>2026-08-22</w:t>
+      <w:t>2026-08-23</w:t>
       <w:br/>
       <w:br/>
     </w:r>

--- a/klagomål/A 27290-2026 FSC-klagomål.docx
+++ b/klagomål/A 27290-2026 FSC-klagomål.docx
@@ -787,7 +787,7 @@
     <w:r>
       <w:tab/>
       <w:tab/>
-      <w:t>2026-08-23</w:t>
+      <w:t>2026-08-24</w:t>
       <w:br/>
       <w:br/>
     </w:r>

--- a/klagomål/A 27290-2026 FSC-klagomål.docx
+++ b/klagomål/A 27290-2026 FSC-klagomål.docx
@@ -787,7 +787,7 @@
     <w:r>
       <w:tab/>
       <w:tab/>
-      <w:t>2026-08-24</w:t>
+      <w:t>2026-08-25</w:t>
       <w:br/>
       <w:br/>
     </w:r>

--- a/klagomål/A 27290-2026 FSC-klagomål.docx
+++ b/klagomål/A 27290-2026 FSC-klagomål.docx
@@ -787,7 +787,7 @@
     <w:r>
       <w:tab/>
       <w:tab/>
-      <w:t>2026-08-25</w:t>
+      <w:t>2026-08-26</w:t>
       <w:br/>
       <w:br/>
     </w:r>

--- a/klagomål/A 27290-2026 FSC-klagomål.docx
+++ b/klagomål/A 27290-2026 FSC-klagomål.docx
@@ -787,7 +787,7 @@
     <w:r>
       <w:tab/>
       <w:tab/>
-      <w:t>2026-08-26</w:t>
+      <w:t>2026-08-27</w:t>
       <w:br/>
       <w:br/>
     </w:r>

--- a/klagomål/A 27290-2026 FSC-klagomål.docx
+++ b/klagomål/A 27290-2026 FSC-klagomål.docx
@@ -787,7 +787,7 @@
     <w:r>
       <w:tab/>
       <w:tab/>
-      <w:t>2026-08-27</w:t>
+      <w:t>2026-08-28</w:t>
       <w:br/>
       <w:br/>
     </w:r>

--- a/klagomål/A 27290-2026 FSC-klagomål.docx
+++ b/klagomål/A 27290-2026 FSC-klagomål.docx
@@ -787,7 +787,7 @@
     <w:r>
       <w:tab/>
       <w:tab/>
-      <w:t>2026-08-28</w:t>
+      <w:t>2026-08-29</w:t>
       <w:br/>
       <w:br/>
     </w:r>

--- a/klagomål/A 27290-2026 FSC-klagomål.docx
+++ b/klagomål/A 27290-2026 FSC-klagomål.docx
@@ -787,7 +787,7 @@
     <w:r>
       <w:tab/>
       <w:tab/>
-      <w:t>2026-08-29</w:t>
+      <w:t>2026-08-31</w:t>
       <w:br/>
       <w:br/>
     </w:r>

--- a/klagomål/A 27290-2026 FSC-klagomål.docx
+++ b/klagomål/A 27290-2026 FSC-klagomål.docx
@@ -787,7 +787,7 @@
     <w:r>
       <w:tab/>
       <w:tab/>
-      <w:t>2026-08-31</w:t>
+      <w:t>2026-09-01</w:t>
       <w:br/>
       <w:br/>
     </w:r>

--- a/klagomål/A 27290-2026 FSC-klagomål.docx
+++ b/klagomål/A 27290-2026 FSC-klagomål.docx
@@ -787,7 +787,7 @@
     <w:r>
       <w:tab/>
       <w:tab/>
-      <w:t>2026-09-01</w:t>
+      <w:t>2026-09-02</w:t>
       <w:br/>
       <w:br/>
     </w:r>

--- a/klagomål/A 27290-2026 FSC-klagomål.docx
+++ b/klagomål/A 27290-2026 FSC-klagomål.docx
@@ -787,7 +787,7 @@
     <w:r>
       <w:tab/>
       <w:tab/>
-      <w:t>2026-09-02</w:t>
+      <w:t>2026-09-03</w:t>
       <w:br/>
       <w:br/>
     </w:r>

--- a/klagomål/A 27290-2026 FSC-klagomål.docx
+++ b/klagomål/A 27290-2026 FSC-klagomål.docx
@@ -787,7 +787,7 @@
     <w:r>
       <w:tab/>
       <w:tab/>
-      <w:t>2026-09-03</w:t>
+      <w:t>2026-09-04</w:t>
       <w:br/>
       <w:br/>
     </w:r>

--- a/klagomål/A 27290-2026 FSC-klagomål.docx
+++ b/klagomål/A 27290-2026 FSC-klagomål.docx
@@ -787,7 +787,7 @@
     <w:r>
       <w:tab/>
       <w:tab/>
-      <w:t>2026-09-04</w:t>
+      <w:t>2026-09-05</w:t>
       <w:br/>
       <w:br/>
     </w:r>
